--- a/QTQLĐT&HTQT03/QTQLĐT&HTQT03BK03.docx
+++ b/QTQLĐT&HTQT03/QTQLĐT&HTQT03BK03.docx
@@ -1,7 +1,4232 @@
 
 <file path=word/document.xml><?xml version="1.0" encoding="utf-8"?>
-<w:document xmlns:wpc="http://schemas.microsoft.com/office/word/2010/wordprocessingCanvas" xmlns:cx="http://schemas.microsoft.com/office/drawing/2014/chartex" xmlns:cx1="http://schemas.microsoft.com/office/drawing/2015/9/8/chartex" xmlns:cx2="http://schemas.microsoft.com/office/drawing/2015/10/21/chartex" xmlns:cx3="http://schemas.microsoft.com/office/drawing/2016/5/9/chartex" xmlns:cx4="http://schemas.microsoft.com/office/drawing/2016/5/10/chartex" xmlns:cx5="http://schemas.microsoft.com/office/drawing/2016/5/11/chartex" xmlns:cx6="http://schemas.microsoft.com/office/drawing/2016/5/12/chartex" xmlns:cx7="http://schemas.microsoft.com/office/drawing/2016/5/13/chartex" xmlns:cx8="http://schemas.microsoft.com/office/drawing/2016/5/14/chartex" xmlns:mc="http://schemas.openxmlformats.org/markup-compatibility/2006" xmlns:aink="http://schemas.microsoft.com/office/drawing/2016/ink" xmlns:am3d="http://schemas.microsoft.com/office/drawing/2017/model3d" xmlns:o="urn:schemas-microsoft-com:office:office" xmlns:oel="http://schemas.microsoft.com/office/2019/extlst" xmlns:r="http://schemas.openxmlformats.org/officeDocument/2006/relationships" xmlns:m="http://schemas.openxmlformats.org/officeDocument/2006/math" xmlns:v="urn:schemas-microsoft-com:vml" xmlns:wp14="http://schemas.microsoft.com/office/word/2010/wordprocessingDrawing" xmlns:wp="http://schemas.openxmlformats.org/drawingml/2006/wordprocessingDrawing" xmlns:w10="urn:schemas-microsoft-com:office:word" xmlns:w="http://schemas.openxmlformats.org/wordprocessingml/2006/main" xmlns:w14="http://schemas.microsoft.com/office/word/2010/wordml" xmlns:w15="http://schemas.microsoft.com/office/word/2012/wordml" xmlns:w16cex="http://schemas.microsoft.com/office/word/2018/wordml/cex" xmlns:w16cid="http://schemas.microsoft.com/office/word/2016/wordml/cid" xmlns:w16="http://schemas.microsoft.com/office/word/2018/wordml" xmlns:w16sdtdh="http://schemas.microsoft.com/office/word/2020/wordml/sdtdatahash" xmlns:w16se="http://schemas.microsoft.com/office/word/2015/wordml/symex" xmlns:wpg="http://schemas.microsoft.com/office/word/2010/wordprocessingGroup" xmlns:wpi="http://schemas.microsoft.com/office/word/2010/wordprocessingInk" xmlns:wne="http://schemas.microsoft.com/office/word/2006/wordml" xmlns:wps="http://schemas.microsoft.com/office/word/2010/wordprocessingShape" mc:Ignorable="w14 w15 w16se w16cid w16 w16cex w16sdtdh wp14">
+<w:document xmlns:wpc="http://schemas.microsoft.com/office/word/2010/wordprocessingCanvas" xmlns:cx="http://schemas.microsoft.com/office/drawing/2014/chartex" xmlns:cx1="http://schemas.microsoft.com/office/drawing/2015/9/8/chartex" xmlns:cx2="http://schemas.microsoft.com/office/drawing/2015/10/21/chartex" xmlns:cx3="http://schemas.microsoft.com/office/drawing/2016/5/9/chartex" xmlns:cx4="http://schemas.microsoft.com/office/drawing/2016/5/10/chartex" xmlns:cx5="http://schemas.microsoft.com/office/drawing/2016/5/11/chartex" xmlns:cx6="http://schemas.microsoft.com/office/drawing/2016/5/12/chartex" xmlns:cx7="http://schemas.microsoft.com/office/drawing/2016/5/13/chartex" xmlns:cx8="http://schemas.microsoft.com/office/drawing/2016/5/14/chartex" xmlns:mc="http://schemas.openxmlformats.org/markup-compatibility/2006" xmlns:aink="http://schemas.microsoft.com/office/drawing/2016/ink" xmlns:am3d="http://schemas.microsoft.com/office/drawing/2017/model3d" xmlns:o="urn:schemas-microsoft-com:office:office" xmlns:oel="http://schemas.microsoft.com/office/2019/extlst" xmlns:r="http://schemas.openxmlformats.org/officeDocument/2006/relationships" xmlns:m="http://schemas.openxmlformats.org/officeDocument/2006/math" xmlns:v="urn:schemas-microsoft-com:vml" xmlns:wp14="http://schemas.microsoft.com/office/word/2010/wordprocessingDrawing" xmlns:wp="http://schemas.openxmlformats.org/drawingml/2006/wordprocessingDrawing" xmlns:w10="urn:schemas-microsoft-com:office:word" xmlns:w="http://schemas.openxmlformats.org/wordprocessingml/2006/main" xmlns:w14="http://schemas.microsoft.com/office/word/2010/wordml" xmlns:w15="http://schemas.microsoft.com/office/word/2012/wordml" xmlns:w16cex="http://schemas.microsoft.com/office/word/2018/wordml/cex" xmlns:w16cid="http://schemas.microsoft.com/office/word/2016/wordml/cid" xmlns:w16="http://schemas.microsoft.com/office/word/2018/wordml" xmlns:w16du="http://schemas.microsoft.com/office/word/2023/wordml/word16du" xmlns:w16sdtdh="http://schemas.microsoft.com/office/word/2020/wordml/sdtdatahash" xmlns:w16sdtfl="http://schemas.microsoft.com/office/word/2024/wordml/sdtformatlock" xmlns:w16se="http://schemas.microsoft.com/office/word/2015/wordml/symex" xmlns:wpg="http://schemas.microsoft.com/office/word/2010/wordprocessingGroup" xmlns:wpi="http://schemas.microsoft.com/office/word/2010/wordprocessingInk" xmlns:wne="http://schemas.microsoft.com/office/word/2006/wordml" xmlns:wps="http://schemas.microsoft.com/office/word/2010/wordprocessingShape" mc:Ignorable="w14 w15 w16se w16cid w16 w16cex w16sdtdh w16sdtfl w16du wp14">
   <w:body>
+    <w:p>
+      <w:pPr>
+        <w:shd w:val="clear" w:color="auto" w:fill="FFFFFF" w:themeFill="background1"/>
+        <w:tabs>
+          <w:tab w:val="left" w:pos="3675"/>
+        </w:tabs>
+        <w:spacing w:line="300" w:lineRule="auto"/>
+        <w:rPr>
+          <w:b/>
+          <w:color w:val="000000" w:themeColor="text1"/>
+          <w:sz w:val="26"/>
+          <w:szCs w:val="26"/>
+        </w:rPr>
+      </w:pPr>
+      <w:r>
+        <w:rPr>
+          <w:color w:val="000000" w:themeColor="text1"/>
+          <w:lang w:val="vi-VN"/>
+        </w:rPr>
+        <w:tab/>
+      </w:r>
+      <w:r>
+        <w:rPr>
+          <w:b/>
+          <w:color w:val="000000" w:themeColor="text1"/>
+          <w:sz w:val="26"/>
+          <w:szCs w:val="26"/>
+        </w:rPr>
+        <w:t>BẢNG KIỂM HỒ SƠ</w:t>
+      </w:r>
+    </w:p>
+    <w:p>
+      <w:pPr>
+        <w:shd w:val="clear" w:color="auto" w:fill="FFFFFF" w:themeFill="background1"/>
+        <w:jc w:val="center"/>
+        <w:rPr>
+          <w:b/>
+          <w:color w:val="000000" w:themeColor="text1"/>
+          <w:sz w:val="26"/>
+          <w:szCs w:val="26"/>
+        </w:rPr>
+      </w:pPr>
+      <w:r>
+        <w:rPr>
+          <w:b/>
+          <w:color w:val="000000" w:themeColor="text1"/>
+          <w:sz w:val="26"/>
+          <w:szCs w:val="26"/>
+        </w:rPr>
+        <w:t xml:space="preserve">Khóa </w:t>
+      </w:r>
+      <w:r>
+        <w:rPr>
+          <w:rFonts w:hint="eastAsia"/>
+          <w:b/>
+          <w:color w:val="000000" w:themeColor="text1"/>
+          <w:sz w:val="26"/>
+          <w:szCs w:val="26"/>
+        </w:rPr>
+        <w:t>đà</w:t>
+      </w:r>
+      <w:r>
+        <w:rPr>
+          <w:b/>
+          <w:color w:val="000000" w:themeColor="text1"/>
+          <w:sz w:val="26"/>
+          <w:szCs w:val="26"/>
+        </w:rPr>
+        <w:t xml:space="preserve">o tạo cấp chứng chỉ kỹ thuật chuyên môn khám bệnh - chữa bệnh </w:t>
+      </w:r>
+    </w:p>
+    <w:p>
+      <w:pPr>
+        <w:shd w:val="clear" w:color="auto" w:fill="FFFFFF" w:themeFill="background1"/>
+        <w:jc w:val="center"/>
+        <w:rPr>
+          <w:b/>
+          <w:color w:val="000000" w:themeColor="text1"/>
+          <w:sz w:val="26"/>
+          <w:szCs w:val="26"/>
+          <w:lang w:val="vi-VN"/>
+        </w:rPr>
+      </w:pPr>
+      <w:r>
+        <w:rPr>
+          <w:b/>
+          <w:color w:val="000000" w:themeColor="text1"/>
+          <w:sz w:val="26"/>
+          <w:szCs w:val="26"/>
+        </w:rPr>
+        <w:t xml:space="preserve">(từ 3-6 tháng trở lên) </w:t>
+      </w:r>
+    </w:p>
+    <w:tbl>
+      <w:tblPr>
+        <w:tblW w:w="10643" w:type="dxa"/>
+        <w:tblInd w:w="-612" w:type="dxa"/>
+        <w:tblBorders>
+          <w:top w:val="single" w:sz="4" w:space="0" w:color="auto"/>
+          <w:left w:val="single" w:sz="4" w:space="0" w:color="auto"/>
+          <w:bottom w:val="single" w:sz="4" w:space="0" w:color="auto"/>
+          <w:right w:val="single" w:sz="4" w:space="0" w:color="auto"/>
+          <w:insideH w:val="single" w:sz="4" w:space="0" w:color="auto"/>
+          <w:insideV w:val="single" w:sz="4" w:space="0" w:color="auto"/>
+        </w:tblBorders>
+        <w:tblLook w:val="04A0" w:firstRow="1" w:lastRow="0" w:firstColumn="1" w:lastColumn="0" w:noHBand="0" w:noVBand="1"/>
+      </w:tblPr>
+      <w:tblGrid>
+        <w:gridCol w:w="670"/>
+        <w:gridCol w:w="3883"/>
+        <w:gridCol w:w="3110"/>
+        <w:gridCol w:w="1283"/>
+        <w:gridCol w:w="1697"/>
+      </w:tblGrid>
+      <w:tr>
+        <w:trPr>
+          <w:trHeight w:val="444"/>
+        </w:trPr>
+        <w:tc>
+          <w:tcPr>
+            <w:tcW w:w="670" w:type="dxa"/>
+            <w:vAlign w:val="center"/>
+          </w:tcPr>
+          <w:p>
+            <w:pPr>
+              <w:shd w:val="clear" w:color="auto" w:fill="FFFFFF" w:themeFill="background1"/>
+              <w:spacing w:line="240" w:lineRule="auto"/>
+              <w:jc w:val="center"/>
+              <w:rPr>
+                <w:b/>
+                <w:color w:val="000000" w:themeColor="text1"/>
+              </w:rPr>
+            </w:pPr>
+            <w:r>
+              <w:rPr>
+                <w:b/>
+                <w:color w:val="000000" w:themeColor="text1"/>
+              </w:rPr>
+              <w:t>STT</w:t>
+            </w:r>
+          </w:p>
+        </w:tc>
+        <w:tc>
+          <w:tcPr>
+            <w:tcW w:w="4954" w:type="dxa"/>
+            <w:vAlign w:val="center"/>
+          </w:tcPr>
+          <w:p>
+            <w:pPr>
+              <w:shd w:val="clear" w:color="auto" w:fill="FFFFFF" w:themeFill="background1"/>
+              <w:spacing w:line="240" w:lineRule="auto"/>
+              <w:jc w:val="center"/>
+              <w:rPr>
+                <w:b/>
+                <w:color w:val="000000" w:themeColor="text1"/>
+              </w:rPr>
+            </w:pPr>
+            <w:r>
+              <w:rPr>
+                <w:b/>
+                <w:color w:val="000000" w:themeColor="text1"/>
+              </w:rPr>
+              <w:t>Tên hồ sơ</w:t>
+            </w:r>
+          </w:p>
+        </w:tc>
+        <w:tc>
+          <w:tcPr>
+            <w:tcW w:w="3176" w:type="dxa"/>
+            <w:vAlign w:val="center"/>
+          </w:tcPr>
+          <w:p>
+            <w:pPr>
+              <w:shd w:val="clear" w:color="auto" w:fill="FFFFFF" w:themeFill="background1"/>
+              <w:spacing w:line="240" w:lineRule="auto"/>
+              <w:jc w:val="center"/>
+              <w:rPr>
+                <w:b/>
+                <w:color w:val="000000" w:themeColor="text1"/>
+              </w:rPr>
+            </w:pPr>
+            <w:r>
+              <w:rPr>
+                <w:b/>
+                <w:color w:val="000000" w:themeColor="text1"/>
+              </w:rPr>
+              <w:t>Mã hiệu</w:t>
+            </w:r>
+          </w:p>
+        </w:tc>
+        <w:tc>
+          <w:tcPr>
+            <w:tcW w:w="851" w:type="dxa"/>
+            <w:vAlign w:val="center"/>
+          </w:tcPr>
+          <w:p>
+            <w:pPr>
+              <w:shd w:val="clear" w:color="auto" w:fill="FFFFFF" w:themeFill="background1"/>
+              <w:spacing w:line="240" w:lineRule="auto"/>
+              <w:jc w:val="center"/>
+              <w:rPr>
+                <w:b/>
+                <w:color w:val="000000" w:themeColor="text1"/>
+              </w:rPr>
+            </w:pPr>
+            <w:r>
+              <w:rPr>
+                <w:b/>
+                <w:color w:val="000000" w:themeColor="text1"/>
+              </w:rPr>
+              <w:t>Có</w:t>
+            </w:r>
+          </w:p>
+        </w:tc>
+        <w:tc>
+          <w:tcPr>
+            <w:tcW w:w="992" w:type="dxa"/>
+            <w:vAlign w:val="center"/>
+          </w:tcPr>
+          <w:p>
+            <w:pPr>
+              <w:shd w:val="clear" w:color="auto" w:fill="FFFFFF" w:themeFill="background1"/>
+              <w:spacing w:line="240" w:lineRule="auto"/>
+              <w:jc w:val="center"/>
+              <w:rPr>
+                <w:b/>
+                <w:color w:val="000000" w:themeColor="text1"/>
+              </w:rPr>
+            </w:pPr>
+            <w:r>
+              <w:rPr>
+                <w:b/>
+                <w:color w:val="000000" w:themeColor="text1"/>
+              </w:rPr>
+              <w:t>Không</w:t>
+            </w:r>
+          </w:p>
+        </w:tc>
+      </w:tr>
+      <w:tr>
+        <w:tc>
+          <w:tcPr>
+            <w:tcW w:w="670" w:type="dxa"/>
+            <w:vAlign w:val="center"/>
+          </w:tcPr>
+          <w:p>
+            <w:pPr>
+              <w:numPr>
+                <w:ilvl w:val="0"/>
+                <w:numId w:val="1"/>
+              </w:numPr>
+              <w:shd w:val="clear" w:color="auto" w:fill="FFFFFF" w:themeFill="background1"/>
+              <w:spacing w:before="120" w:after="120" w:line="240" w:lineRule="auto"/>
+              <w:contextualSpacing/>
+              <w:jc w:val="center"/>
+              <w:rPr>
+                <w:color w:val="000000" w:themeColor="text1"/>
+              </w:rPr>
+            </w:pPr>
+          </w:p>
+        </w:tc>
+        <w:tc>
+          <w:tcPr>
+            <w:tcW w:w="4954" w:type="dxa"/>
+            <w:vAlign w:val="center"/>
+          </w:tcPr>
+          <w:p>
+            <w:pPr>
+              <w:keepNext/>
+              <w:keepLines/>
+              <w:shd w:val="clear" w:color="auto" w:fill="FFFFFF" w:themeFill="background1"/>
+              <w:spacing w:before="120" w:after="120" w:line="240" w:lineRule="auto"/>
+              <w:ind w:right="-45"/>
+              <w:rPr>
+                <w:color w:val="000000" w:themeColor="text1"/>
+                <w:lang w:val="vi-VN"/>
+              </w:rPr>
+            </w:pPr>
+            <w:r>
+              <w:rPr>
+                <w:color w:val="000000" w:themeColor="text1"/>
+                <w:sz w:val="26"/>
+                <w:szCs w:val="26"/>
+                <w:lang w:val="vi-VN"/>
+              </w:rPr>
+              <w:t xml:space="preserve">Kế hoạch ĐT theo năm </w:t>
+            </w:r>
+          </w:p>
+        </w:tc>
+        <w:tc>
+          <w:tcPr>
+            <w:tcW w:w="3176" w:type="dxa"/>
+            <w:vAlign w:val="center"/>
+          </w:tcPr>
+          <w:p>
+            <w:pPr>
+              <w:keepNext/>
+              <w:keepLines/>
+              <w:shd w:val="clear" w:color="auto" w:fill="FFFFFF" w:themeFill="background1"/>
+              <w:spacing w:before="120" w:after="120" w:line="240" w:lineRule="auto"/>
+              <w:rPr>
+                <w:bCs/>
+                <w:iCs/>
+                <w:color w:val="000000" w:themeColor="text1"/>
+              </w:rPr>
+            </w:pPr>
+            <w:r>
+              <w:rPr>
+                <w:bCs/>
+                <w:iCs/>
+                <w:color w:val="000000" w:themeColor="text1"/>
+                <w:spacing w:val="-6"/>
+                <w:lang w:val="vi-VN"/>
+              </w:rPr>
+              <w:t>QTQL/ĐT&amp;HTQT/03/BM01</w:t>
+            </w:r>
+          </w:p>
+        </w:tc>
+        <w:tc>
+          <w:tcPr>
+            <w:tcW w:w="851" w:type="dxa"/>
+          </w:tcPr>
+          <w:p>
+            <w:pPr>
+              <w:shd w:val="clear" w:color="auto" w:fill="FFFFFF" w:themeFill="background1"/>
+              <w:spacing w:before="120" w:after="120" w:line="240" w:lineRule="auto"/>
+              <w:jc w:val="center"/>
+              <w:rPr>
+                <w:b/>
+                <w:color w:val="000000" w:themeColor="text1"/>
+              </w:rPr>
+            </w:pPr>
+            <w:r>
+              <w:rPr>
+                <w:b/>
+                <w:color w:val="000000" w:themeColor="text1"/>
+              </w:rPr>
+              <w:t>[[Hs01co]]</w:t>
+            </w:r>
+          </w:p>
+        </w:tc>
+        <w:tc>
+          <w:tcPr>
+            <w:tcW w:w="992" w:type="dxa"/>
+          </w:tcPr>
+          <w:p>
+            <w:pPr>
+              <w:shd w:val="clear" w:color="auto" w:fill="FFFFFF" w:themeFill="background1"/>
+              <w:spacing w:before="120" w:after="120" w:line="240" w:lineRule="auto"/>
+              <w:jc w:val="center"/>
+              <w:rPr>
+                <w:b/>
+                <w:color w:val="000000" w:themeColor="text1"/>
+              </w:rPr>
+            </w:pPr>
+            <w:r>
+              <w:rPr>
+                <w:b/>
+                <w:color w:val="000000" w:themeColor="text1"/>
+              </w:rPr>
+              <w:t>[[Hs01khong]]</w:t>
+            </w:r>
+          </w:p>
+        </w:tc>
+      </w:tr>
+      <w:tr>
+        <w:tc>
+          <w:tcPr>
+            <w:tcW w:w="670" w:type="dxa"/>
+            <w:vAlign w:val="center"/>
+          </w:tcPr>
+          <w:p>
+            <w:pPr>
+              <w:numPr>
+                <w:ilvl w:val="0"/>
+                <w:numId w:val="1"/>
+              </w:numPr>
+              <w:shd w:val="clear" w:color="auto" w:fill="FFFFFF" w:themeFill="background1"/>
+              <w:spacing w:before="120" w:after="120" w:line="240" w:lineRule="auto"/>
+              <w:ind w:left="527" w:hanging="357"/>
+              <w:contextualSpacing/>
+              <w:jc w:val="center"/>
+              <w:rPr>
+                <w:color w:val="000000" w:themeColor="text1"/>
+              </w:rPr>
+            </w:pPr>
+          </w:p>
+        </w:tc>
+        <w:tc>
+          <w:tcPr>
+            <w:tcW w:w="4954" w:type="dxa"/>
+            <w:vAlign w:val="center"/>
+          </w:tcPr>
+          <w:p>
+            <w:pPr>
+              <w:keepNext/>
+              <w:keepLines/>
+              <w:shd w:val="clear" w:color="auto" w:fill="FFFFFF" w:themeFill="background1"/>
+              <w:spacing w:before="120" w:after="120" w:line="240" w:lineRule="auto"/>
+              <w:ind w:right="-45"/>
+              <w:rPr>
+                <w:color w:val="000000" w:themeColor="text1"/>
+                <w:lang w:val="vi-VN"/>
+              </w:rPr>
+            </w:pPr>
+            <w:r>
+              <w:rPr>
+                <w:color w:val="000000" w:themeColor="text1"/>
+                <w:spacing w:val="4"/>
+                <w:sz w:val="26"/>
+                <w:szCs w:val="26"/>
+              </w:rPr>
+              <w:t>Lịch hoạt động về đào tạo Hội thảo, sự kiện và Hợp tác quốc tế</w:t>
+            </w:r>
+          </w:p>
+        </w:tc>
+        <w:tc>
+          <w:tcPr>
+            <w:tcW w:w="3176" w:type="dxa"/>
+            <w:vAlign w:val="center"/>
+          </w:tcPr>
+          <w:p>
+            <w:pPr>
+              <w:keepNext/>
+              <w:keepLines/>
+              <w:shd w:val="clear" w:color="auto" w:fill="FFFFFF" w:themeFill="background1"/>
+              <w:spacing w:before="120" w:after="120" w:line="240" w:lineRule="auto"/>
+              <w:rPr>
+                <w:bCs/>
+                <w:iCs/>
+                <w:color w:val="000000" w:themeColor="text1"/>
+              </w:rPr>
+            </w:pPr>
+            <w:r>
+              <w:rPr>
+                <w:bCs/>
+                <w:iCs/>
+                <w:color w:val="000000" w:themeColor="text1"/>
+                <w:spacing w:val="-6"/>
+                <w:lang w:val="vi-VN"/>
+              </w:rPr>
+              <w:t>QTQL/ĐT&amp;HTQT/03/BM02</w:t>
+            </w:r>
+          </w:p>
+        </w:tc>
+        <w:tc>
+          <w:tcPr>
+            <w:tcW w:w="851" w:type="dxa"/>
+          </w:tcPr>
+          <w:p>
+            <w:pPr>
+              <w:shd w:val="clear" w:color="auto" w:fill="FFFFFF" w:themeFill="background1"/>
+              <w:spacing w:before="120" w:after="120" w:line="240" w:lineRule="auto"/>
+              <w:jc w:val="center"/>
+              <w:rPr>
+                <w:b/>
+                <w:color w:val="000000" w:themeColor="text1"/>
+              </w:rPr>
+            </w:pPr>
+            <w:r>
+              <w:rPr>
+                <w:b/>
+                <w:color w:val="000000" w:themeColor="text1"/>
+              </w:rPr>
+              <w:t>[[Hs02co]]</w:t>
+            </w:r>
+          </w:p>
+        </w:tc>
+        <w:tc>
+          <w:tcPr>
+            <w:tcW w:w="992" w:type="dxa"/>
+          </w:tcPr>
+          <w:p>
+            <w:pPr>
+              <w:shd w:val="clear" w:color="auto" w:fill="FFFFFF" w:themeFill="background1"/>
+              <w:spacing w:before="120" w:after="120" w:line="240" w:lineRule="auto"/>
+              <w:jc w:val="center"/>
+              <w:rPr>
+                <w:b/>
+                <w:color w:val="000000" w:themeColor="text1"/>
+              </w:rPr>
+            </w:pPr>
+            <w:r>
+              <w:rPr>
+                <w:b/>
+                <w:color w:val="000000" w:themeColor="text1"/>
+              </w:rPr>
+              <w:t>[[Hs02khong]]</w:t>
+            </w:r>
+          </w:p>
+        </w:tc>
+      </w:tr>
+      <w:tr>
+        <w:tc>
+          <w:tcPr>
+            <w:tcW w:w="670" w:type="dxa"/>
+            <w:vAlign w:val="center"/>
+          </w:tcPr>
+          <w:p>
+            <w:pPr>
+              <w:numPr>
+                <w:ilvl w:val="0"/>
+                <w:numId w:val="1"/>
+              </w:numPr>
+              <w:shd w:val="clear" w:color="auto" w:fill="FFFFFF" w:themeFill="background1"/>
+              <w:spacing w:before="120" w:after="120" w:line="240" w:lineRule="auto"/>
+              <w:ind w:left="527" w:hanging="357"/>
+              <w:contextualSpacing/>
+              <w:jc w:val="center"/>
+              <w:rPr>
+                <w:color w:val="000000" w:themeColor="text1"/>
+              </w:rPr>
+            </w:pPr>
+          </w:p>
+        </w:tc>
+        <w:tc>
+          <w:tcPr>
+            <w:tcW w:w="4954" w:type="dxa"/>
+            <w:vAlign w:val="center"/>
+          </w:tcPr>
+          <w:p>
+            <w:pPr>
+              <w:keepNext/>
+              <w:keepLines/>
+              <w:shd w:val="clear" w:color="auto" w:fill="FFFFFF" w:themeFill="background1"/>
+              <w:spacing w:before="120" w:after="120" w:line="240" w:lineRule="auto"/>
+              <w:ind w:right="-45"/>
+              <w:rPr>
+                <w:color w:val="000000" w:themeColor="text1"/>
+                <w:lang w:val="vi-VN"/>
+              </w:rPr>
+            </w:pPr>
+            <w:r>
+              <w:rPr>
+                <w:color w:val="000000" w:themeColor="text1"/>
+                <w:sz w:val="26"/>
+                <w:szCs w:val="26"/>
+                <w:lang w:val="vi-VN"/>
+              </w:rPr>
+              <w:t xml:space="preserve">Quyết định về việc tổ chức khoá đào tạo liên tục </w:t>
+            </w:r>
+          </w:p>
+        </w:tc>
+        <w:tc>
+          <w:tcPr>
+            <w:tcW w:w="3176" w:type="dxa"/>
+            <w:vAlign w:val="center"/>
+          </w:tcPr>
+          <w:p>
+            <w:pPr>
+              <w:keepNext/>
+              <w:keepLines/>
+              <w:shd w:val="clear" w:color="auto" w:fill="FFFFFF" w:themeFill="background1"/>
+              <w:spacing w:before="120" w:after="120" w:line="240" w:lineRule="auto"/>
+              <w:rPr>
+                <w:bCs/>
+                <w:iCs/>
+                <w:color w:val="000000" w:themeColor="text1"/>
+              </w:rPr>
+            </w:pPr>
+            <w:r>
+              <w:rPr>
+                <w:bCs/>
+                <w:iCs/>
+                <w:color w:val="000000" w:themeColor="text1"/>
+                <w:spacing w:val="-6"/>
+                <w:lang w:val="vi-VN"/>
+              </w:rPr>
+              <w:t>QTQL/ĐT&amp;HTQT/03/BM03</w:t>
+            </w:r>
+          </w:p>
+        </w:tc>
+        <w:tc>
+          <w:tcPr>
+            <w:tcW w:w="851" w:type="dxa"/>
+          </w:tcPr>
+          <w:p>
+            <w:pPr>
+              <w:shd w:val="clear" w:color="auto" w:fill="FFFFFF" w:themeFill="background1"/>
+              <w:spacing w:before="120" w:after="120" w:line="240" w:lineRule="auto"/>
+              <w:jc w:val="center"/>
+              <w:rPr>
+                <w:b/>
+                <w:color w:val="000000" w:themeColor="text1"/>
+              </w:rPr>
+            </w:pPr>
+            <w:r>
+              <w:rPr>
+                <w:b/>
+                <w:color w:val="000000" w:themeColor="text1"/>
+              </w:rPr>
+              <w:t>[[Hs03co]]</w:t>
+            </w:r>
+          </w:p>
+        </w:tc>
+        <w:tc>
+          <w:tcPr>
+            <w:tcW w:w="992" w:type="dxa"/>
+          </w:tcPr>
+          <w:p>
+            <w:pPr>
+              <w:shd w:val="clear" w:color="auto" w:fill="FFFFFF" w:themeFill="background1"/>
+              <w:spacing w:before="120" w:after="120" w:line="240" w:lineRule="auto"/>
+              <w:jc w:val="center"/>
+              <w:rPr>
+                <w:b/>
+                <w:color w:val="000000" w:themeColor="text1"/>
+              </w:rPr>
+            </w:pPr>
+            <w:r>
+              <w:rPr>
+                <w:b/>
+                <w:color w:val="000000" w:themeColor="text1"/>
+              </w:rPr>
+              <w:t>[[Hs03khong]]</w:t>
+            </w:r>
+          </w:p>
+        </w:tc>
+      </w:tr>
+      <w:tr>
+        <w:tc>
+          <w:tcPr>
+            <w:tcW w:w="670" w:type="dxa"/>
+            <w:vAlign w:val="center"/>
+          </w:tcPr>
+          <w:p>
+            <w:pPr>
+              <w:numPr>
+                <w:ilvl w:val="0"/>
+                <w:numId w:val="1"/>
+              </w:numPr>
+              <w:shd w:val="clear" w:color="auto" w:fill="FFFFFF" w:themeFill="background1"/>
+              <w:spacing w:before="120" w:after="120" w:line="240" w:lineRule="auto"/>
+              <w:ind w:left="527" w:hanging="357"/>
+              <w:contextualSpacing/>
+              <w:jc w:val="center"/>
+              <w:rPr>
+                <w:color w:val="000000" w:themeColor="text1"/>
+              </w:rPr>
+            </w:pPr>
+          </w:p>
+        </w:tc>
+        <w:tc>
+          <w:tcPr>
+            <w:tcW w:w="4954" w:type="dxa"/>
+            <w:vAlign w:val="center"/>
+          </w:tcPr>
+          <w:p>
+            <w:pPr>
+              <w:keepNext/>
+              <w:keepLines/>
+              <w:shd w:val="clear" w:color="auto" w:fill="FFFFFF" w:themeFill="background1"/>
+              <w:spacing w:before="120" w:after="120" w:line="240" w:lineRule="auto"/>
+              <w:ind w:right="-45"/>
+              <w:rPr>
+                <w:color w:val="000000" w:themeColor="text1"/>
+                <w:lang w:val="vi-VN"/>
+              </w:rPr>
+            </w:pPr>
+            <w:r>
+              <w:rPr>
+                <w:color w:val="000000" w:themeColor="text1"/>
+                <w:sz w:val="26"/>
+                <w:szCs w:val="26"/>
+                <w:lang w:val="vi-VN"/>
+              </w:rPr>
+              <w:t>Công văn về việc tuyển sinh khoá đào tạo liên tục</w:t>
+            </w:r>
+          </w:p>
+        </w:tc>
+        <w:tc>
+          <w:tcPr>
+            <w:tcW w:w="3176" w:type="dxa"/>
+            <w:vAlign w:val="center"/>
+          </w:tcPr>
+          <w:p>
+            <w:pPr>
+              <w:keepNext/>
+              <w:keepLines/>
+              <w:shd w:val="clear" w:color="auto" w:fill="FFFFFF" w:themeFill="background1"/>
+              <w:spacing w:before="120" w:after="120" w:line="240" w:lineRule="auto"/>
+              <w:rPr>
+                <w:bCs/>
+                <w:iCs/>
+                <w:color w:val="000000" w:themeColor="text1"/>
+              </w:rPr>
+            </w:pPr>
+            <w:r>
+              <w:rPr>
+                <w:bCs/>
+                <w:iCs/>
+                <w:color w:val="000000" w:themeColor="text1"/>
+                <w:spacing w:val="-6"/>
+                <w:lang w:val="vi-VN"/>
+              </w:rPr>
+              <w:t>QTQL/ĐT&amp;HTQT/03/BM04</w:t>
+            </w:r>
+          </w:p>
+        </w:tc>
+        <w:tc>
+          <w:tcPr>
+            <w:tcW w:w="851" w:type="dxa"/>
+          </w:tcPr>
+          <w:p>
+            <w:pPr>
+              <w:shd w:val="clear" w:color="auto" w:fill="FFFFFF" w:themeFill="background1"/>
+              <w:spacing w:before="120" w:after="120" w:line="240" w:lineRule="auto"/>
+              <w:jc w:val="center"/>
+              <w:rPr>
+                <w:b/>
+                <w:color w:val="000000" w:themeColor="text1"/>
+              </w:rPr>
+            </w:pPr>
+            <w:r>
+              <w:rPr>
+                <w:b/>
+                <w:color w:val="000000" w:themeColor="text1"/>
+              </w:rPr>
+              <w:t>[[Hs04co]]</w:t>
+            </w:r>
+          </w:p>
+        </w:tc>
+        <w:tc>
+          <w:tcPr>
+            <w:tcW w:w="992" w:type="dxa"/>
+          </w:tcPr>
+          <w:p>
+            <w:pPr>
+              <w:shd w:val="clear" w:color="auto" w:fill="FFFFFF" w:themeFill="background1"/>
+              <w:spacing w:before="120" w:after="120" w:line="240" w:lineRule="auto"/>
+              <w:jc w:val="center"/>
+              <w:rPr>
+                <w:b/>
+                <w:color w:val="000000" w:themeColor="text1"/>
+              </w:rPr>
+            </w:pPr>
+            <w:r>
+              <w:rPr>
+                <w:b/>
+                <w:color w:val="000000" w:themeColor="text1"/>
+              </w:rPr>
+              <w:t>[[Hs04khong]]</w:t>
+            </w:r>
+          </w:p>
+        </w:tc>
+      </w:tr>
+      <w:tr>
+        <w:tc>
+          <w:tcPr>
+            <w:tcW w:w="670" w:type="dxa"/>
+            <w:vAlign w:val="center"/>
+          </w:tcPr>
+          <w:p>
+            <w:pPr>
+              <w:numPr>
+                <w:ilvl w:val="0"/>
+                <w:numId w:val="1"/>
+              </w:numPr>
+              <w:shd w:val="clear" w:color="auto" w:fill="FFFFFF" w:themeFill="background1"/>
+              <w:spacing w:before="120" w:after="120" w:line="240" w:lineRule="auto"/>
+              <w:ind w:left="527" w:hanging="357"/>
+              <w:contextualSpacing/>
+              <w:jc w:val="center"/>
+              <w:rPr>
+                <w:color w:val="000000" w:themeColor="text1"/>
+              </w:rPr>
+            </w:pPr>
+          </w:p>
+        </w:tc>
+        <w:tc>
+          <w:tcPr>
+            <w:tcW w:w="4954" w:type="dxa"/>
+            <w:vAlign w:val="center"/>
+          </w:tcPr>
+          <w:p>
+            <w:pPr>
+              <w:keepNext/>
+              <w:keepLines/>
+              <w:shd w:val="clear" w:color="auto" w:fill="FFFFFF" w:themeFill="background1"/>
+              <w:spacing w:before="120" w:after="120" w:line="240" w:lineRule="auto"/>
+              <w:ind w:right="-45"/>
+              <w:rPr>
+                <w:color w:val="000000" w:themeColor="text1"/>
+                <w:lang w:val="vi-VN"/>
+              </w:rPr>
+            </w:pPr>
+            <w:r>
+              <w:rPr>
+                <w:color w:val="000000" w:themeColor="text1"/>
+                <w:sz w:val="26"/>
+                <w:szCs w:val="26"/>
+                <w:lang w:val="vi-VN"/>
+              </w:rPr>
+              <w:t xml:space="preserve">Phiếu đăng ký tham gia đào tạo liên tục </w:t>
+            </w:r>
+          </w:p>
+        </w:tc>
+        <w:tc>
+          <w:tcPr>
+            <w:tcW w:w="3176" w:type="dxa"/>
+            <w:vAlign w:val="center"/>
+          </w:tcPr>
+          <w:p>
+            <w:pPr>
+              <w:keepNext/>
+              <w:keepLines/>
+              <w:shd w:val="clear" w:color="auto" w:fill="FFFFFF" w:themeFill="background1"/>
+              <w:spacing w:before="120" w:after="120" w:line="240" w:lineRule="auto"/>
+              <w:rPr>
+                <w:bCs/>
+                <w:iCs/>
+                <w:color w:val="000000" w:themeColor="text1"/>
+              </w:rPr>
+            </w:pPr>
+            <w:r>
+              <w:rPr>
+                <w:bCs/>
+                <w:iCs/>
+                <w:color w:val="000000" w:themeColor="text1"/>
+                <w:spacing w:val="-6"/>
+                <w:lang w:val="vi-VN"/>
+              </w:rPr>
+              <w:t>QTQL/ĐT&amp;HTQT/03/BM05</w:t>
+            </w:r>
+          </w:p>
+        </w:tc>
+        <w:tc>
+          <w:tcPr>
+            <w:tcW w:w="851" w:type="dxa"/>
+          </w:tcPr>
+          <w:p>
+            <w:pPr>
+              <w:shd w:val="clear" w:color="auto" w:fill="FFFFFF" w:themeFill="background1"/>
+              <w:spacing w:before="120" w:after="120" w:line="240" w:lineRule="auto"/>
+              <w:jc w:val="center"/>
+              <w:rPr>
+                <w:b/>
+                <w:color w:val="000000" w:themeColor="text1"/>
+              </w:rPr>
+            </w:pPr>
+            <w:r>
+              <w:rPr>
+                <w:b/>
+                <w:color w:val="000000" w:themeColor="text1"/>
+              </w:rPr>
+              <w:t>[[Hs05co]]</w:t>
+            </w:r>
+          </w:p>
+        </w:tc>
+        <w:tc>
+          <w:tcPr>
+            <w:tcW w:w="992" w:type="dxa"/>
+          </w:tcPr>
+          <w:p>
+            <w:pPr>
+              <w:shd w:val="clear" w:color="auto" w:fill="FFFFFF" w:themeFill="background1"/>
+              <w:spacing w:before="120" w:after="120" w:line="240" w:lineRule="auto"/>
+              <w:jc w:val="center"/>
+              <w:rPr>
+                <w:b/>
+                <w:color w:val="000000" w:themeColor="text1"/>
+              </w:rPr>
+            </w:pPr>
+            <w:r>
+              <w:rPr>
+                <w:b/>
+                <w:color w:val="000000" w:themeColor="text1"/>
+              </w:rPr>
+              <w:t>[[Hs05khong]]</w:t>
+            </w:r>
+          </w:p>
+        </w:tc>
+      </w:tr>
+      <w:tr>
+        <w:tc>
+          <w:tcPr>
+            <w:tcW w:w="670" w:type="dxa"/>
+            <w:vAlign w:val="center"/>
+          </w:tcPr>
+          <w:p>
+            <w:pPr>
+              <w:numPr>
+                <w:ilvl w:val="0"/>
+                <w:numId w:val="1"/>
+              </w:numPr>
+              <w:shd w:val="clear" w:color="auto" w:fill="FFFFFF" w:themeFill="background1"/>
+              <w:spacing w:before="120" w:after="120" w:line="240" w:lineRule="auto"/>
+              <w:ind w:left="527" w:hanging="357"/>
+              <w:contextualSpacing/>
+              <w:jc w:val="center"/>
+              <w:rPr>
+                <w:color w:val="000000" w:themeColor="text1"/>
+              </w:rPr>
+            </w:pPr>
+          </w:p>
+        </w:tc>
+        <w:tc>
+          <w:tcPr>
+            <w:tcW w:w="4954" w:type="dxa"/>
+            <w:vAlign w:val="center"/>
+          </w:tcPr>
+          <w:p>
+            <w:pPr>
+              <w:keepNext/>
+              <w:keepLines/>
+              <w:shd w:val="clear" w:color="auto" w:fill="FFFFFF" w:themeFill="background1"/>
+              <w:spacing w:before="120" w:after="120" w:line="240" w:lineRule="auto"/>
+              <w:ind w:right="-45"/>
+              <w:rPr>
+                <w:color w:val="000000" w:themeColor="text1"/>
+                <w:sz w:val="26"/>
+                <w:szCs w:val="26"/>
+              </w:rPr>
+            </w:pPr>
+            <w:r>
+              <w:rPr>
+                <w:color w:val="000000" w:themeColor="text1"/>
+                <w:sz w:val="26"/>
+                <w:szCs w:val="26"/>
+              </w:rPr>
+              <w:t xml:space="preserve">Phiếu đăng ký học tập kèm cặp </w:t>
+            </w:r>
+          </w:p>
+        </w:tc>
+        <w:tc>
+          <w:tcPr>
+            <w:tcW w:w="3176" w:type="dxa"/>
+            <w:vAlign w:val="center"/>
+          </w:tcPr>
+          <w:p>
+            <w:pPr>
+              <w:keepNext/>
+              <w:keepLines/>
+              <w:shd w:val="clear" w:color="auto" w:fill="FFFFFF" w:themeFill="background1"/>
+              <w:spacing w:before="120" w:after="120" w:line="240" w:lineRule="auto"/>
+              <w:rPr>
+                <w:bCs/>
+                <w:iCs/>
+                <w:color w:val="000000" w:themeColor="text1"/>
+                <w:spacing w:val="-6"/>
+              </w:rPr>
+            </w:pPr>
+            <w:r>
+              <w:rPr>
+                <w:bCs/>
+                <w:iCs/>
+                <w:color w:val="000000" w:themeColor="text1"/>
+                <w:spacing w:val="-6"/>
+                <w:lang w:val="vi-VN"/>
+              </w:rPr>
+              <w:t>QTQL/ĐT&amp;HTQT/03/BM0</w:t>
+            </w:r>
+            <w:r>
+              <w:rPr>
+                <w:bCs/>
+                <w:iCs/>
+                <w:color w:val="000000" w:themeColor="text1"/>
+                <w:spacing w:val="-6"/>
+              </w:rPr>
+              <w:t>6</w:t>
+            </w:r>
+          </w:p>
+        </w:tc>
+        <w:tc>
+          <w:tcPr>
+            <w:tcW w:w="851" w:type="dxa"/>
+          </w:tcPr>
+          <w:p>
+            <w:pPr>
+              <w:shd w:val="clear" w:color="auto" w:fill="FFFFFF" w:themeFill="background1"/>
+              <w:spacing w:before="120" w:after="120" w:line="240" w:lineRule="auto"/>
+              <w:jc w:val="center"/>
+              <w:rPr>
+                <w:b/>
+                <w:color w:val="000000" w:themeColor="text1"/>
+              </w:rPr>
+            </w:pPr>
+            <w:r>
+              <w:rPr>
+                <w:b/>
+                <w:color w:val="000000" w:themeColor="text1"/>
+              </w:rPr>
+              <w:t>[[Hs06co]]</w:t>
+            </w:r>
+          </w:p>
+        </w:tc>
+        <w:tc>
+          <w:tcPr>
+            <w:tcW w:w="992" w:type="dxa"/>
+          </w:tcPr>
+          <w:p>
+            <w:pPr>
+              <w:shd w:val="clear" w:color="auto" w:fill="FFFFFF" w:themeFill="background1"/>
+              <w:spacing w:before="120" w:after="120" w:line="240" w:lineRule="auto"/>
+              <w:jc w:val="center"/>
+              <w:rPr>
+                <w:b/>
+                <w:color w:val="000000" w:themeColor="text1"/>
+              </w:rPr>
+            </w:pPr>
+            <w:r>
+              <w:rPr>
+                <w:b/>
+                <w:color w:val="000000" w:themeColor="text1"/>
+              </w:rPr>
+              <w:t>[[Hs06khong]]</w:t>
+            </w:r>
+          </w:p>
+        </w:tc>
+      </w:tr>
+      <w:tr>
+        <w:tc>
+          <w:tcPr>
+            <w:tcW w:w="670" w:type="dxa"/>
+            <w:vAlign w:val="center"/>
+          </w:tcPr>
+          <w:p>
+            <w:pPr>
+              <w:numPr>
+                <w:ilvl w:val="0"/>
+                <w:numId w:val="1"/>
+              </w:numPr>
+              <w:shd w:val="clear" w:color="auto" w:fill="FFFFFF" w:themeFill="background1"/>
+              <w:spacing w:before="120" w:after="120" w:line="240" w:lineRule="auto"/>
+              <w:ind w:left="527" w:hanging="357"/>
+              <w:contextualSpacing/>
+              <w:jc w:val="center"/>
+              <w:rPr>
+                <w:color w:val="000000" w:themeColor="text1"/>
+              </w:rPr>
+            </w:pPr>
+          </w:p>
+        </w:tc>
+        <w:tc>
+          <w:tcPr>
+            <w:tcW w:w="4954" w:type="dxa"/>
+            <w:vAlign w:val="center"/>
+          </w:tcPr>
+          <w:p>
+            <w:pPr>
+              <w:keepNext/>
+              <w:keepLines/>
+              <w:shd w:val="clear" w:color="auto" w:fill="FFFFFF" w:themeFill="background1"/>
+              <w:spacing w:before="120" w:after="120" w:line="240" w:lineRule="auto"/>
+              <w:ind w:right="-45"/>
+              <w:rPr>
+                <w:color w:val="000000" w:themeColor="text1"/>
+                <w:lang w:val="vi-VN"/>
+              </w:rPr>
+            </w:pPr>
+            <w:r>
+              <w:rPr>
+                <w:color w:val="000000" w:themeColor="text1"/>
+                <w:sz w:val="26"/>
+                <w:szCs w:val="26"/>
+              </w:rPr>
+              <w:t xml:space="preserve">Danh sách học viên khóa đào tạo </w:t>
+            </w:r>
+          </w:p>
+        </w:tc>
+        <w:tc>
+          <w:tcPr>
+            <w:tcW w:w="3176" w:type="dxa"/>
+            <w:vAlign w:val="center"/>
+          </w:tcPr>
+          <w:p>
+            <w:pPr>
+              <w:keepNext/>
+              <w:keepLines/>
+              <w:shd w:val="clear" w:color="auto" w:fill="FFFFFF" w:themeFill="background1"/>
+              <w:spacing w:before="120" w:after="120" w:line="240" w:lineRule="auto"/>
+              <w:rPr>
+                <w:bCs/>
+                <w:iCs/>
+                <w:color w:val="000000" w:themeColor="text1"/>
+              </w:rPr>
+            </w:pPr>
+            <w:r>
+              <w:rPr>
+                <w:bCs/>
+                <w:iCs/>
+                <w:color w:val="000000" w:themeColor="text1"/>
+                <w:spacing w:val="-6"/>
+                <w:lang w:val="vi-VN"/>
+              </w:rPr>
+              <w:t>QTQL/ĐT&amp;HTQT/03/BM07</w:t>
+            </w:r>
+          </w:p>
+        </w:tc>
+        <w:tc>
+          <w:tcPr>
+            <w:tcW w:w="851" w:type="dxa"/>
+          </w:tcPr>
+          <w:p>
+            <w:pPr>
+              <w:shd w:val="clear" w:color="auto" w:fill="FFFFFF" w:themeFill="background1"/>
+              <w:spacing w:before="120" w:after="120" w:line="240" w:lineRule="auto"/>
+              <w:jc w:val="center"/>
+              <w:rPr>
+                <w:b/>
+                <w:color w:val="000000" w:themeColor="text1"/>
+              </w:rPr>
+            </w:pPr>
+            <w:r>
+              <w:rPr>
+                <w:b/>
+                <w:color w:val="000000" w:themeColor="text1"/>
+              </w:rPr>
+              <w:t>[[Hs07co]]</w:t>
+            </w:r>
+          </w:p>
+        </w:tc>
+        <w:tc>
+          <w:tcPr>
+            <w:tcW w:w="992" w:type="dxa"/>
+          </w:tcPr>
+          <w:p>
+            <w:pPr>
+              <w:shd w:val="clear" w:color="auto" w:fill="FFFFFF" w:themeFill="background1"/>
+              <w:spacing w:before="120" w:after="120" w:line="240" w:lineRule="auto"/>
+              <w:jc w:val="center"/>
+              <w:rPr>
+                <w:b/>
+                <w:color w:val="000000" w:themeColor="text1"/>
+              </w:rPr>
+            </w:pPr>
+            <w:r>
+              <w:rPr>
+                <w:b/>
+                <w:color w:val="000000" w:themeColor="text1"/>
+              </w:rPr>
+              <w:t>[[Hs07khong]]</w:t>
+            </w:r>
+          </w:p>
+        </w:tc>
+      </w:tr>
+      <w:tr>
+        <w:tc>
+          <w:tcPr>
+            <w:tcW w:w="670" w:type="dxa"/>
+            <w:vAlign w:val="center"/>
+          </w:tcPr>
+          <w:p>
+            <w:pPr>
+              <w:numPr>
+                <w:ilvl w:val="0"/>
+                <w:numId w:val="1"/>
+              </w:numPr>
+              <w:shd w:val="clear" w:color="auto" w:fill="FFFFFF" w:themeFill="background1"/>
+              <w:spacing w:before="120" w:after="120" w:line="240" w:lineRule="auto"/>
+              <w:ind w:left="527" w:hanging="357"/>
+              <w:contextualSpacing/>
+              <w:jc w:val="center"/>
+              <w:rPr>
+                <w:color w:val="000000" w:themeColor="text1"/>
+              </w:rPr>
+            </w:pPr>
+          </w:p>
+        </w:tc>
+        <w:tc>
+          <w:tcPr>
+            <w:tcW w:w="4954" w:type="dxa"/>
+            <w:vAlign w:val="center"/>
+          </w:tcPr>
+          <w:p>
+            <w:pPr>
+              <w:pStyle w:val="ListParagraph"/>
+              <w:keepNext/>
+              <w:keepLines/>
+              <w:shd w:val="clear" w:color="auto" w:fill="FFFFFF" w:themeFill="background1"/>
+              <w:spacing w:before="120" w:after="120" w:line="240" w:lineRule="auto"/>
+              <w:ind w:left="96" w:right="-45" w:hanging="90"/>
+              <w:rPr>
+                <w:color w:val="000000" w:themeColor="text1"/>
+                <w:lang w:val="vi-VN"/>
+              </w:rPr>
+            </w:pPr>
+            <w:r>
+              <w:rPr>
+                <w:color w:val="000000" w:themeColor="text1"/>
+                <w:sz w:val="26"/>
+                <w:szCs w:val="26"/>
+              </w:rPr>
+              <w:t xml:space="preserve">Quyết định về việc tiếp nhận và phân công người hướng dẫn thực hành </w:t>
+            </w:r>
+          </w:p>
+        </w:tc>
+        <w:tc>
+          <w:tcPr>
+            <w:tcW w:w="3176" w:type="dxa"/>
+            <w:vAlign w:val="center"/>
+          </w:tcPr>
+          <w:p>
+            <w:pPr>
+              <w:keepNext/>
+              <w:keepLines/>
+              <w:shd w:val="clear" w:color="auto" w:fill="FFFFFF" w:themeFill="background1"/>
+              <w:spacing w:before="120" w:after="120" w:line="240" w:lineRule="auto"/>
+              <w:rPr>
+                <w:bCs/>
+                <w:iCs/>
+                <w:color w:val="000000" w:themeColor="text1"/>
+              </w:rPr>
+            </w:pPr>
+            <w:r>
+              <w:rPr>
+                <w:bCs/>
+                <w:iCs/>
+                <w:color w:val="000000" w:themeColor="text1"/>
+                <w:spacing w:val="-6"/>
+                <w:lang w:val="vi-VN"/>
+              </w:rPr>
+              <w:t>QTQL/ĐT&amp;HTQT/03/BM09</w:t>
+            </w:r>
+          </w:p>
+        </w:tc>
+        <w:tc>
+          <w:tcPr>
+            <w:tcW w:w="851" w:type="dxa"/>
+          </w:tcPr>
+          <w:p>
+            <w:pPr>
+              <w:shd w:val="clear" w:color="auto" w:fill="FFFFFF" w:themeFill="background1"/>
+              <w:spacing w:before="120" w:after="120" w:line="240" w:lineRule="auto"/>
+              <w:jc w:val="center"/>
+              <w:rPr>
+                <w:b/>
+                <w:color w:val="000000" w:themeColor="text1"/>
+              </w:rPr>
+            </w:pPr>
+            <w:r>
+              <w:rPr>
+                <w:b/>
+                <w:color w:val="000000" w:themeColor="text1"/>
+              </w:rPr>
+              <w:t>[[Hs08co]]</w:t>
+            </w:r>
+          </w:p>
+        </w:tc>
+        <w:tc>
+          <w:tcPr>
+            <w:tcW w:w="992" w:type="dxa"/>
+          </w:tcPr>
+          <w:p>
+            <w:pPr>
+              <w:shd w:val="clear" w:color="auto" w:fill="FFFFFF" w:themeFill="background1"/>
+              <w:spacing w:before="120" w:after="120" w:line="240" w:lineRule="auto"/>
+              <w:jc w:val="center"/>
+              <w:rPr>
+                <w:b/>
+                <w:color w:val="000000" w:themeColor="text1"/>
+              </w:rPr>
+            </w:pPr>
+            <w:r>
+              <w:rPr>
+                <w:b/>
+                <w:color w:val="000000" w:themeColor="text1"/>
+              </w:rPr>
+              <w:t>[[Hs08khong]]</w:t>
+            </w:r>
+          </w:p>
+        </w:tc>
+      </w:tr>
+      <w:tr>
+        <w:tc>
+          <w:tcPr>
+            <w:tcW w:w="670" w:type="dxa"/>
+            <w:vAlign w:val="center"/>
+          </w:tcPr>
+          <w:p>
+            <w:pPr>
+              <w:numPr>
+                <w:ilvl w:val="0"/>
+                <w:numId w:val="1"/>
+              </w:numPr>
+              <w:shd w:val="clear" w:color="auto" w:fill="FFFFFF" w:themeFill="background1"/>
+              <w:spacing w:before="120" w:after="120" w:line="240" w:lineRule="auto"/>
+              <w:ind w:left="527" w:hanging="357"/>
+              <w:contextualSpacing/>
+              <w:jc w:val="center"/>
+              <w:rPr>
+                <w:color w:val="000000" w:themeColor="text1"/>
+              </w:rPr>
+            </w:pPr>
+          </w:p>
+        </w:tc>
+        <w:tc>
+          <w:tcPr>
+            <w:tcW w:w="4954" w:type="dxa"/>
+            <w:vAlign w:val="center"/>
+          </w:tcPr>
+          <w:p>
+            <w:pPr>
+              <w:keepNext/>
+              <w:keepLines/>
+              <w:shd w:val="clear" w:color="auto" w:fill="FFFFFF" w:themeFill="background1"/>
+              <w:spacing w:before="120" w:after="120" w:line="240" w:lineRule="auto"/>
+              <w:ind w:right="-43"/>
+              <w:rPr>
+                <w:color w:val="000000" w:themeColor="text1"/>
+                <w:lang w:val="vi-VN"/>
+              </w:rPr>
+            </w:pPr>
+            <w:r>
+              <w:rPr>
+                <w:color w:val="000000" w:themeColor="text1"/>
+                <w:sz w:val="26"/>
+                <w:szCs w:val="26"/>
+                <w:lang w:val="vi-VN"/>
+              </w:rPr>
+              <w:t>Công văn mời tham gia giảng dạy</w:t>
+            </w:r>
+          </w:p>
+        </w:tc>
+        <w:tc>
+          <w:tcPr>
+            <w:tcW w:w="3176" w:type="dxa"/>
+            <w:vAlign w:val="center"/>
+          </w:tcPr>
+          <w:p>
+            <w:pPr>
+              <w:keepNext/>
+              <w:keepLines/>
+              <w:shd w:val="clear" w:color="auto" w:fill="FFFFFF" w:themeFill="background1"/>
+              <w:spacing w:before="120" w:after="120" w:line="240" w:lineRule="auto"/>
+              <w:rPr>
+                <w:bCs/>
+                <w:iCs/>
+                <w:color w:val="000000" w:themeColor="text1"/>
+              </w:rPr>
+            </w:pPr>
+            <w:r>
+              <w:rPr>
+                <w:bCs/>
+                <w:iCs/>
+                <w:color w:val="000000" w:themeColor="text1"/>
+                <w:spacing w:val="-6"/>
+                <w:lang w:val="vi-VN"/>
+              </w:rPr>
+              <w:t>QTQL/ĐT&amp;HTQT/03/BM10</w:t>
+            </w:r>
+          </w:p>
+        </w:tc>
+        <w:tc>
+          <w:tcPr>
+            <w:tcW w:w="851" w:type="dxa"/>
+          </w:tcPr>
+          <w:p>
+            <w:pPr>
+              <w:shd w:val="clear" w:color="auto" w:fill="FFFFFF" w:themeFill="background1"/>
+              <w:spacing w:before="120" w:after="120" w:line="240" w:lineRule="auto"/>
+              <w:jc w:val="center"/>
+              <w:rPr>
+                <w:b/>
+                <w:color w:val="000000" w:themeColor="text1"/>
+              </w:rPr>
+            </w:pPr>
+            <w:r>
+              <w:rPr>
+                <w:b/>
+                <w:color w:val="000000" w:themeColor="text1"/>
+              </w:rPr>
+              <w:t>[[Hs09co]]</w:t>
+            </w:r>
+          </w:p>
+        </w:tc>
+        <w:tc>
+          <w:tcPr>
+            <w:tcW w:w="992" w:type="dxa"/>
+          </w:tcPr>
+          <w:p>
+            <w:pPr>
+              <w:shd w:val="clear" w:color="auto" w:fill="FFFFFF" w:themeFill="background1"/>
+              <w:spacing w:before="120" w:after="120" w:line="240" w:lineRule="auto"/>
+              <w:jc w:val="center"/>
+              <w:rPr>
+                <w:b/>
+                <w:color w:val="000000" w:themeColor="text1"/>
+              </w:rPr>
+            </w:pPr>
+            <w:r>
+              <w:rPr>
+                <w:b/>
+                <w:color w:val="000000" w:themeColor="text1"/>
+              </w:rPr>
+              <w:t>[[Hs09khong]]</w:t>
+            </w:r>
+          </w:p>
+        </w:tc>
+      </w:tr>
+      <w:tr>
+        <w:tc>
+          <w:tcPr>
+            <w:tcW w:w="670" w:type="dxa"/>
+            <w:vAlign w:val="center"/>
+          </w:tcPr>
+          <w:p>
+            <w:pPr>
+              <w:numPr>
+                <w:ilvl w:val="0"/>
+                <w:numId w:val="1"/>
+              </w:numPr>
+              <w:shd w:val="clear" w:color="auto" w:fill="FFFFFF" w:themeFill="background1"/>
+              <w:spacing w:before="120" w:after="120" w:line="240" w:lineRule="auto"/>
+              <w:ind w:left="527" w:hanging="357"/>
+              <w:contextualSpacing/>
+              <w:jc w:val="center"/>
+              <w:rPr>
+                <w:color w:val="000000" w:themeColor="text1"/>
+              </w:rPr>
+            </w:pPr>
+          </w:p>
+        </w:tc>
+        <w:tc>
+          <w:tcPr>
+            <w:tcW w:w="4954" w:type="dxa"/>
+            <w:vAlign w:val="center"/>
+          </w:tcPr>
+          <w:p>
+            <w:pPr>
+              <w:keepNext/>
+              <w:keepLines/>
+              <w:shd w:val="clear" w:color="auto" w:fill="FFFFFF" w:themeFill="background1"/>
+              <w:spacing w:before="120" w:after="120" w:line="240" w:lineRule="auto"/>
+              <w:ind w:right="-43"/>
+              <w:rPr>
+                <w:color w:val="000000" w:themeColor="text1"/>
+                <w:lang w:val="vi-VN"/>
+              </w:rPr>
+            </w:pPr>
+            <w:r>
+              <w:rPr>
+                <w:color w:val="000000" w:themeColor="text1"/>
+                <w:sz w:val="26"/>
+                <w:szCs w:val="26"/>
+                <w:lang w:val="vi-VN"/>
+              </w:rPr>
+              <w:t>Bảng danh sách học viên lưu tại trung tâm</w:t>
+            </w:r>
+          </w:p>
+        </w:tc>
+        <w:tc>
+          <w:tcPr>
+            <w:tcW w:w="3176" w:type="dxa"/>
+            <w:vAlign w:val="center"/>
+          </w:tcPr>
+          <w:p>
+            <w:pPr>
+              <w:keepNext/>
+              <w:keepLines/>
+              <w:shd w:val="clear" w:color="auto" w:fill="FFFFFF" w:themeFill="background1"/>
+              <w:spacing w:before="120" w:after="120" w:line="240" w:lineRule="auto"/>
+              <w:ind w:right="-45"/>
+              <w:rPr>
+                <w:bCs/>
+                <w:iCs/>
+                <w:color w:val="000000" w:themeColor="text1"/>
+              </w:rPr>
+            </w:pPr>
+            <w:r>
+              <w:rPr>
+                <w:bCs/>
+                <w:iCs/>
+                <w:color w:val="000000" w:themeColor="text1"/>
+                <w:spacing w:val="-6"/>
+                <w:lang w:val="vi-VN"/>
+              </w:rPr>
+              <w:t>QTQL/ĐT&amp;HTQT/03/BM11</w:t>
+            </w:r>
+          </w:p>
+        </w:tc>
+        <w:tc>
+          <w:tcPr>
+            <w:tcW w:w="851" w:type="dxa"/>
+          </w:tcPr>
+          <w:p>
+            <w:pPr>
+              <w:shd w:val="clear" w:color="auto" w:fill="FFFFFF" w:themeFill="background1"/>
+              <w:spacing w:before="120" w:after="120" w:line="240" w:lineRule="auto"/>
+              <w:jc w:val="center"/>
+              <w:rPr>
+                <w:b/>
+                <w:color w:val="000000" w:themeColor="text1"/>
+              </w:rPr>
+            </w:pPr>
+            <w:r>
+              <w:rPr>
+                <w:b/>
+                <w:color w:val="000000" w:themeColor="text1"/>
+              </w:rPr>
+              <w:t>[[Hs10co]]</w:t>
+            </w:r>
+          </w:p>
+        </w:tc>
+        <w:tc>
+          <w:tcPr>
+            <w:tcW w:w="992" w:type="dxa"/>
+          </w:tcPr>
+          <w:p>
+            <w:pPr>
+              <w:shd w:val="clear" w:color="auto" w:fill="FFFFFF" w:themeFill="background1"/>
+              <w:spacing w:before="120" w:after="120" w:line="240" w:lineRule="auto"/>
+              <w:jc w:val="center"/>
+              <w:rPr>
+                <w:b/>
+                <w:color w:val="000000" w:themeColor="text1"/>
+              </w:rPr>
+            </w:pPr>
+            <w:r>
+              <w:rPr>
+                <w:b/>
+                <w:color w:val="000000" w:themeColor="text1"/>
+              </w:rPr>
+              <w:t>[[Hs10khong]]</w:t>
+            </w:r>
+          </w:p>
+        </w:tc>
+      </w:tr>
+      <w:tr>
+        <w:tc>
+          <w:tcPr>
+            <w:tcW w:w="670" w:type="dxa"/>
+            <w:vAlign w:val="center"/>
+          </w:tcPr>
+          <w:p>
+            <w:pPr>
+              <w:numPr>
+                <w:ilvl w:val="0"/>
+                <w:numId w:val="1"/>
+              </w:numPr>
+              <w:shd w:val="clear" w:color="auto" w:fill="FFFFFF" w:themeFill="background1"/>
+              <w:spacing w:before="120" w:after="120" w:line="240" w:lineRule="auto"/>
+              <w:ind w:left="527" w:hanging="357"/>
+              <w:contextualSpacing/>
+              <w:jc w:val="center"/>
+              <w:rPr>
+                <w:color w:val="000000" w:themeColor="text1"/>
+              </w:rPr>
+            </w:pPr>
+          </w:p>
+        </w:tc>
+        <w:tc>
+          <w:tcPr>
+            <w:tcW w:w="4954" w:type="dxa"/>
+            <w:vAlign w:val="center"/>
+          </w:tcPr>
+          <w:p>
+            <w:pPr>
+              <w:keepNext/>
+              <w:keepLines/>
+              <w:shd w:val="clear" w:color="auto" w:fill="FFFFFF" w:themeFill="background1"/>
+              <w:spacing w:before="120" w:after="120" w:line="240" w:lineRule="auto"/>
+              <w:ind w:right="-45"/>
+              <w:rPr>
+                <w:color w:val="000000" w:themeColor="text1"/>
+              </w:rPr>
+            </w:pPr>
+            <w:r>
+              <w:rPr>
+                <w:color w:val="000000" w:themeColor="text1"/>
+                <w:sz w:val="26"/>
+                <w:szCs w:val="26"/>
+                <w:lang w:val="vi-VN"/>
+              </w:rPr>
+              <w:t>Dự toán đào tạo liên tục</w:t>
+            </w:r>
+          </w:p>
+        </w:tc>
+        <w:tc>
+          <w:tcPr>
+            <w:tcW w:w="3176" w:type="dxa"/>
+            <w:vAlign w:val="center"/>
+          </w:tcPr>
+          <w:p>
+            <w:pPr>
+              <w:keepNext/>
+              <w:keepLines/>
+              <w:shd w:val="clear" w:color="auto" w:fill="FFFFFF" w:themeFill="background1"/>
+              <w:spacing w:before="120" w:after="120" w:line="240" w:lineRule="auto"/>
+              <w:rPr>
+                <w:bCs/>
+                <w:iCs/>
+                <w:color w:val="000000" w:themeColor="text1"/>
+              </w:rPr>
+            </w:pPr>
+            <w:r>
+              <w:rPr>
+                <w:bCs/>
+                <w:iCs/>
+                <w:color w:val="000000" w:themeColor="text1"/>
+                <w:spacing w:val="-6"/>
+                <w:lang w:val="vi-VN"/>
+              </w:rPr>
+              <w:t>QTQL/ĐT&amp;HTQT/03/BM12</w:t>
+            </w:r>
+          </w:p>
+        </w:tc>
+        <w:tc>
+          <w:tcPr>
+            <w:tcW w:w="851" w:type="dxa"/>
+          </w:tcPr>
+          <w:p>
+            <w:pPr>
+              <w:shd w:val="clear" w:color="auto" w:fill="FFFFFF" w:themeFill="background1"/>
+              <w:spacing w:before="120" w:after="120" w:line="240" w:lineRule="auto"/>
+              <w:jc w:val="center"/>
+              <w:rPr>
+                <w:b/>
+                <w:color w:val="000000" w:themeColor="text1"/>
+              </w:rPr>
+            </w:pPr>
+            <w:r>
+              <w:rPr>
+                <w:b/>
+                <w:color w:val="000000" w:themeColor="text1"/>
+              </w:rPr>
+              <w:t>[[Hs11co]]</w:t>
+            </w:r>
+          </w:p>
+        </w:tc>
+        <w:tc>
+          <w:tcPr>
+            <w:tcW w:w="992" w:type="dxa"/>
+          </w:tcPr>
+          <w:p>
+            <w:pPr>
+              <w:shd w:val="clear" w:color="auto" w:fill="FFFFFF" w:themeFill="background1"/>
+              <w:spacing w:before="120" w:after="120" w:line="240" w:lineRule="auto"/>
+              <w:jc w:val="center"/>
+              <w:rPr>
+                <w:b/>
+                <w:color w:val="000000" w:themeColor="text1"/>
+              </w:rPr>
+            </w:pPr>
+            <w:r>
+              <w:rPr>
+                <w:b/>
+                <w:color w:val="000000" w:themeColor="text1"/>
+              </w:rPr>
+              <w:t>[[Hs11khong]]</w:t>
+            </w:r>
+          </w:p>
+        </w:tc>
+      </w:tr>
+      <w:tr>
+        <w:tc>
+          <w:tcPr>
+            <w:tcW w:w="670" w:type="dxa"/>
+            <w:vAlign w:val="center"/>
+          </w:tcPr>
+          <w:p>
+            <w:pPr>
+              <w:numPr>
+                <w:ilvl w:val="0"/>
+                <w:numId w:val="1"/>
+              </w:numPr>
+              <w:shd w:val="clear" w:color="auto" w:fill="FFFFFF" w:themeFill="background1"/>
+              <w:spacing w:before="120" w:after="120" w:line="240" w:lineRule="auto"/>
+              <w:ind w:left="527" w:hanging="357"/>
+              <w:contextualSpacing/>
+              <w:jc w:val="center"/>
+              <w:rPr>
+                <w:color w:val="000000" w:themeColor="text1"/>
+              </w:rPr>
+            </w:pPr>
+          </w:p>
+        </w:tc>
+        <w:tc>
+          <w:tcPr>
+            <w:tcW w:w="4954" w:type="dxa"/>
+            <w:vAlign w:val="center"/>
+          </w:tcPr>
+          <w:p>
+            <w:pPr>
+              <w:keepNext/>
+              <w:keepLines/>
+              <w:shd w:val="clear" w:color="auto" w:fill="FFFFFF" w:themeFill="background1"/>
+              <w:spacing w:before="120" w:after="120" w:line="240" w:lineRule="auto"/>
+              <w:ind w:right="-45"/>
+              <w:rPr>
+                <w:color w:val="000000" w:themeColor="text1"/>
+                <w:lang w:val="vi-VN"/>
+              </w:rPr>
+            </w:pPr>
+            <w:r>
+              <w:rPr>
+                <w:color w:val="000000" w:themeColor="text1"/>
+                <w:sz w:val="26"/>
+                <w:szCs w:val="26"/>
+                <w:lang w:val="vi-VN"/>
+              </w:rPr>
+              <w:t>Phiếu nộp học phí</w:t>
+            </w:r>
+          </w:p>
+        </w:tc>
+        <w:tc>
+          <w:tcPr>
+            <w:tcW w:w="3176" w:type="dxa"/>
+            <w:vAlign w:val="center"/>
+          </w:tcPr>
+          <w:p>
+            <w:pPr>
+              <w:keepNext/>
+              <w:keepLines/>
+              <w:shd w:val="clear" w:color="auto" w:fill="FFFFFF" w:themeFill="background1"/>
+              <w:spacing w:before="120" w:after="120" w:line="240" w:lineRule="auto"/>
+              <w:rPr>
+                <w:bCs/>
+                <w:iCs/>
+                <w:color w:val="000000" w:themeColor="text1"/>
+              </w:rPr>
+            </w:pPr>
+            <w:r>
+              <w:rPr>
+                <w:bCs/>
+                <w:iCs/>
+                <w:color w:val="000000" w:themeColor="text1"/>
+                <w:spacing w:val="-6"/>
+                <w:lang w:val="vi-VN"/>
+              </w:rPr>
+              <w:t>QTQL/ĐT&amp;HTQT/03/BM1</w:t>
+            </w:r>
+            <w:r>
+              <w:rPr>
+                <w:bCs/>
+                <w:iCs/>
+                <w:color w:val="000000" w:themeColor="text1"/>
+                <w:spacing w:val="-6"/>
+              </w:rPr>
+              <w:t>3</w:t>
+            </w:r>
+          </w:p>
+        </w:tc>
+        <w:tc>
+          <w:tcPr>
+            <w:tcW w:w="851" w:type="dxa"/>
+          </w:tcPr>
+          <w:p>
+            <w:pPr>
+              <w:shd w:val="clear" w:color="auto" w:fill="FFFFFF" w:themeFill="background1"/>
+              <w:spacing w:before="120" w:after="120" w:line="240" w:lineRule="auto"/>
+              <w:jc w:val="center"/>
+              <w:rPr>
+                <w:b/>
+                <w:color w:val="000000" w:themeColor="text1"/>
+              </w:rPr>
+            </w:pPr>
+            <w:r>
+              <w:rPr>
+                <w:b/>
+                <w:color w:val="000000" w:themeColor="text1"/>
+              </w:rPr>
+              <w:t>[[Hs12co]]</w:t>
+            </w:r>
+          </w:p>
+        </w:tc>
+        <w:tc>
+          <w:tcPr>
+            <w:tcW w:w="992" w:type="dxa"/>
+          </w:tcPr>
+          <w:p>
+            <w:pPr>
+              <w:shd w:val="clear" w:color="auto" w:fill="FFFFFF" w:themeFill="background1"/>
+              <w:spacing w:before="120" w:after="120" w:line="240" w:lineRule="auto"/>
+              <w:jc w:val="center"/>
+              <w:rPr>
+                <w:b/>
+                <w:color w:val="000000" w:themeColor="text1"/>
+              </w:rPr>
+            </w:pPr>
+            <w:r>
+              <w:rPr>
+                <w:b/>
+                <w:color w:val="000000" w:themeColor="text1"/>
+              </w:rPr>
+              <w:t>[[Hs12khong]]</w:t>
+            </w:r>
+          </w:p>
+        </w:tc>
+      </w:tr>
+      <w:tr>
+        <w:tc>
+          <w:tcPr>
+            <w:tcW w:w="670" w:type="dxa"/>
+            <w:vAlign w:val="center"/>
+          </w:tcPr>
+          <w:p>
+            <w:pPr>
+              <w:numPr>
+                <w:ilvl w:val="0"/>
+                <w:numId w:val="1"/>
+              </w:numPr>
+              <w:shd w:val="clear" w:color="auto" w:fill="FFFFFF" w:themeFill="background1"/>
+              <w:spacing w:before="120" w:after="120" w:line="240" w:lineRule="auto"/>
+              <w:ind w:left="527" w:hanging="357"/>
+              <w:contextualSpacing/>
+              <w:jc w:val="center"/>
+              <w:rPr>
+                <w:color w:val="000000" w:themeColor="text1"/>
+              </w:rPr>
+            </w:pPr>
+          </w:p>
+        </w:tc>
+        <w:tc>
+          <w:tcPr>
+            <w:tcW w:w="4954" w:type="dxa"/>
+            <w:vAlign w:val="center"/>
+          </w:tcPr>
+          <w:p>
+            <w:pPr>
+              <w:keepNext/>
+              <w:keepLines/>
+              <w:shd w:val="clear" w:color="auto" w:fill="FFFFFF" w:themeFill="background1"/>
+              <w:spacing w:before="120" w:after="120" w:line="240" w:lineRule="auto"/>
+              <w:ind w:right="-45"/>
+              <w:rPr>
+                <w:color w:val="000000" w:themeColor="text1"/>
+                <w:lang w:val="vi-VN"/>
+              </w:rPr>
+            </w:pPr>
+            <w:r>
+              <w:rPr>
+                <w:color w:val="000000" w:themeColor="text1"/>
+                <w:sz w:val="26"/>
+                <w:szCs w:val="26"/>
+                <w:lang w:val="vi-VN"/>
+              </w:rPr>
+              <w:t>Đơn xin giảm học phí</w:t>
+            </w:r>
+          </w:p>
+        </w:tc>
+        <w:tc>
+          <w:tcPr>
+            <w:tcW w:w="3176" w:type="dxa"/>
+            <w:vAlign w:val="center"/>
+          </w:tcPr>
+          <w:p>
+            <w:pPr>
+              <w:keepNext/>
+              <w:keepLines/>
+              <w:shd w:val="clear" w:color="auto" w:fill="FFFFFF" w:themeFill="background1"/>
+              <w:spacing w:before="120" w:after="120" w:line="240" w:lineRule="auto"/>
+              <w:rPr>
+                <w:bCs/>
+                <w:iCs/>
+                <w:color w:val="000000" w:themeColor="text1"/>
+              </w:rPr>
+            </w:pPr>
+            <w:r>
+              <w:rPr>
+                <w:bCs/>
+                <w:iCs/>
+                <w:color w:val="000000" w:themeColor="text1"/>
+                <w:spacing w:val="-6"/>
+                <w:lang w:val="vi-VN"/>
+              </w:rPr>
+              <w:t>QTQL/ĐT&amp;HTQT/03/BM1</w:t>
+            </w:r>
+            <w:r>
+              <w:rPr>
+                <w:bCs/>
+                <w:iCs/>
+                <w:color w:val="000000" w:themeColor="text1"/>
+                <w:spacing w:val="-6"/>
+              </w:rPr>
+              <w:t>4</w:t>
+            </w:r>
+          </w:p>
+        </w:tc>
+        <w:tc>
+          <w:tcPr>
+            <w:tcW w:w="851" w:type="dxa"/>
+          </w:tcPr>
+          <w:p>
+            <w:pPr>
+              <w:shd w:val="clear" w:color="auto" w:fill="FFFFFF" w:themeFill="background1"/>
+              <w:spacing w:before="120" w:after="120" w:line="240" w:lineRule="auto"/>
+              <w:jc w:val="center"/>
+              <w:rPr>
+                <w:b/>
+                <w:color w:val="000000" w:themeColor="text1"/>
+              </w:rPr>
+            </w:pPr>
+            <w:r>
+              <w:rPr>
+                <w:b/>
+                <w:color w:val="000000" w:themeColor="text1"/>
+              </w:rPr>
+              <w:t>[[Hs13co]]</w:t>
+            </w:r>
+          </w:p>
+        </w:tc>
+        <w:tc>
+          <w:tcPr>
+            <w:tcW w:w="992" w:type="dxa"/>
+          </w:tcPr>
+          <w:p>
+            <w:pPr>
+              <w:shd w:val="clear" w:color="auto" w:fill="FFFFFF" w:themeFill="background1"/>
+              <w:spacing w:before="120" w:after="120" w:line="240" w:lineRule="auto"/>
+              <w:jc w:val="center"/>
+              <w:rPr>
+                <w:b/>
+                <w:color w:val="000000" w:themeColor="text1"/>
+              </w:rPr>
+            </w:pPr>
+            <w:r>
+              <w:rPr>
+                <w:b/>
+                <w:color w:val="000000" w:themeColor="text1"/>
+              </w:rPr>
+              <w:t>[[Hs13khong]]</w:t>
+            </w:r>
+          </w:p>
+        </w:tc>
+      </w:tr>
+      <w:tr>
+        <w:tc>
+          <w:tcPr>
+            <w:tcW w:w="670" w:type="dxa"/>
+            <w:vAlign w:val="center"/>
+          </w:tcPr>
+          <w:p>
+            <w:pPr>
+              <w:numPr>
+                <w:ilvl w:val="0"/>
+                <w:numId w:val="1"/>
+              </w:numPr>
+              <w:shd w:val="clear" w:color="auto" w:fill="FFFFFF" w:themeFill="background1"/>
+              <w:spacing w:before="120" w:after="120" w:line="240" w:lineRule="auto"/>
+              <w:ind w:left="527" w:hanging="357"/>
+              <w:contextualSpacing/>
+              <w:jc w:val="center"/>
+              <w:rPr>
+                <w:color w:val="000000" w:themeColor="text1"/>
+              </w:rPr>
+            </w:pPr>
+          </w:p>
+        </w:tc>
+        <w:tc>
+          <w:tcPr>
+            <w:tcW w:w="4954" w:type="dxa"/>
+            <w:vAlign w:val="center"/>
+          </w:tcPr>
+          <w:p>
+            <w:pPr>
+              <w:keepNext/>
+              <w:keepLines/>
+              <w:shd w:val="clear" w:color="auto" w:fill="FFFFFF" w:themeFill="background1"/>
+              <w:spacing w:before="120" w:after="120" w:line="240" w:lineRule="auto"/>
+              <w:ind w:right="-45"/>
+              <w:rPr>
+                <w:color w:val="000000" w:themeColor="text1"/>
+                <w:lang w:val="vi-VN"/>
+              </w:rPr>
+            </w:pPr>
+            <w:r>
+              <w:rPr>
+                <w:color w:val="000000" w:themeColor="text1"/>
+                <w:sz w:val="26"/>
+                <w:szCs w:val="26"/>
+                <w:lang w:val="vi-VN"/>
+              </w:rPr>
+              <w:t>Đơn xin hoàn học phí</w:t>
+            </w:r>
+          </w:p>
+        </w:tc>
+        <w:tc>
+          <w:tcPr>
+            <w:tcW w:w="3176" w:type="dxa"/>
+            <w:vAlign w:val="center"/>
+          </w:tcPr>
+          <w:p>
+            <w:pPr>
+              <w:keepNext/>
+              <w:keepLines/>
+              <w:shd w:val="clear" w:color="auto" w:fill="FFFFFF" w:themeFill="background1"/>
+              <w:spacing w:before="120" w:after="120" w:line="240" w:lineRule="auto"/>
+              <w:rPr>
+                <w:bCs/>
+                <w:iCs/>
+                <w:color w:val="000000" w:themeColor="text1"/>
+              </w:rPr>
+            </w:pPr>
+            <w:r>
+              <w:rPr>
+                <w:bCs/>
+                <w:iCs/>
+                <w:color w:val="000000" w:themeColor="text1"/>
+                <w:spacing w:val="-6"/>
+                <w:lang w:val="vi-VN"/>
+              </w:rPr>
+              <w:t>QTQL/ĐT&amp;HTQT/03/BM1</w:t>
+            </w:r>
+            <w:r>
+              <w:rPr>
+                <w:bCs/>
+                <w:iCs/>
+                <w:color w:val="000000" w:themeColor="text1"/>
+                <w:spacing w:val="-6"/>
+              </w:rPr>
+              <w:t>5</w:t>
+            </w:r>
+          </w:p>
+        </w:tc>
+        <w:tc>
+          <w:tcPr>
+            <w:tcW w:w="851" w:type="dxa"/>
+          </w:tcPr>
+          <w:p>
+            <w:pPr>
+              <w:shd w:val="clear" w:color="auto" w:fill="FFFFFF" w:themeFill="background1"/>
+              <w:spacing w:before="120" w:after="120" w:line="240" w:lineRule="auto"/>
+              <w:jc w:val="center"/>
+              <w:rPr>
+                <w:b/>
+                <w:color w:val="000000" w:themeColor="text1"/>
+              </w:rPr>
+            </w:pPr>
+            <w:r>
+              <w:rPr>
+                <w:b/>
+                <w:color w:val="000000" w:themeColor="text1"/>
+              </w:rPr>
+              <w:t>[[Hs14co]]</w:t>
+            </w:r>
+          </w:p>
+        </w:tc>
+        <w:tc>
+          <w:tcPr>
+            <w:tcW w:w="992" w:type="dxa"/>
+          </w:tcPr>
+          <w:p>
+            <w:pPr>
+              <w:shd w:val="clear" w:color="auto" w:fill="FFFFFF" w:themeFill="background1"/>
+              <w:spacing w:before="120" w:after="120" w:line="240" w:lineRule="auto"/>
+              <w:jc w:val="center"/>
+              <w:rPr>
+                <w:b/>
+                <w:color w:val="000000" w:themeColor="text1"/>
+              </w:rPr>
+            </w:pPr>
+            <w:r>
+              <w:rPr>
+                <w:b/>
+                <w:color w:val="000000" w:themeColor="text1"/>
+              </w:rPr>
+              <w:t>[[Hs14khong]]</w:t>
+            </w:r>
+          </w:p>
+        </w:tc>
+      </w:tr>
+      <w:tr>
+        <w:tc>
+          <w:tcPr>
+            <w:tcW w:w="670" w:type="dxa"/>
+            <w:vAlign w:val="center"/>
+          </w:tcPr>
+          <w:p>
+            <w:pPr>
+              <w:numPr>
+                <w:ilvl w:val="0"/>
+                <w:numId w:val="1"/>
+              </w:numPr>
+              <w:shd w:val="clear" w:color="auto" w:fill="FFFFFF" w:themeFill="background1"/>
+              <w:spacing w:before="120" w:after="120" w:line="240" w:lineRule="auto"/>
+              <w:ind w:left="527" w:hanging="357"/>
+              <w:contextualSpacing/>
+              <w:jc w:val="center"/>
+              <w:rPr>
+                <w:color w:val="000000" w:themeColor="text1"/>
+              </w:rPr>
+            </w:pPr>
+          </w:p>
+        </w:tc>
+        <w:tc>
+          <w:tcPr>
+            <w:tcW w:w="4954" w:type="dxa"/>
+            <w:vAlign w:val="center"/>
+          </w:tcPr>
+          <w:p>
+            <w:pPr>
+              <w:keepNext/>
+              <w:keepLines/>
+              <w:shd w:val="clear" w:color="auto" w:fill="FFFFFF" w:themeFill="background1"/>
+              <w:spacing w:before="120" w:after="120" w:line="240" w:lineRule="auto"/>
+              <w:ind w:right="-43"/>
+              <w:rPr>
+                <w:color w:val="000000" w:themeColor="text1"/>
+                <w:lang w:val="vi-VN"/>
+              </w:rPr>
+            </w:pPr>
+            <w:r>
+              <w:rPr>
+                <w:color w:val="000000" w:themeColor="text1"/>
+                <w:sz w:val="26"/>
+                <w:szCs w:val="26"/>
+                <w:lang w:val="vi-VN"/>
+              </w:rPr>
+              <w:t>Quyết toán kinh phí công tác đào tạo liên tục</w:t>
+            </w:r>
+          </w:p>
+        </w:tc>
+        <w:tc>
+          <w:tcPr>
+            <w:tcW w:w="3176" w:type="dxa"/>
+            <w:vAlign w:val="center"/>
+          </w:tcPr>
+          <w:p>
+            <w:pPr>
+              <w:keepNext/>
+              <w:keepLines/>
+              <w:shd w:val="clear" w:color="auto" w:fill="FFFFFF" w:themeFill="background1"/>
+              <w:spacing w:before="120" w:after="120" w:line="240" w:lineRule="auto"/>
+              <w:rPr>
+                <w:bCs/>
+                <w:iCs/>
+                <w:color w:val="000000" w:themeColor="text1"/>
+              </w:rPr>
+            </w:pPr>
+            <w:r>
+              <w:rPr>
+                <w:bCs/>
+                <w:iCs/>
+                <w:color w:val="000000" w:themeColor="text1"/>
+                <w:spacing w:val="-6"/>
+                <w:lang w:val="vi-VN"/>
+              </w:rPr>
+              <w:t>QTQL/ĐT&amp;HTQT/03/BM1</w:t>
+            </w:r>
+            <w:r>
+              <w:rPr>
+                <w:bCs/>
+                <w:iCs/>
+                <w:color w:val="000000" w:themeColor="text1"/>
+                <w:spacing w:val="-6"/>
+              </w:rPr>
+              <w:t>7</w:t>
+            </w:r>
+          </w:p>
+        </w:tc>
+        <w:tc>
+          <w:tcPr>
+            <w:tcW w:w="851" w:type="dxa"/>
+          </w:tcPr>
+          <w:p>
+            <w:pPr>
+              <w:shd w:val="clear" w:color="auto" w:fill="FFFFFF" w:themeFill="background1"/>
+              <w:spacing w:before="120" w:after="120" w:line="240" w:lineRule="auto"/>
+              <w:jc w:val="center"/>
+              <w:rPr>
+                <w:b/>
+                <w:color w:val="000000" w:themeColor="text1"/>
+              </w:rPr>
+            </w:pPr>
+            <w:r>
+              <w:rPr>
+                <w:b/>
+                <w:color w:val="000000" w:themeColor="text1"/>
+              </w:rPr>
+              <w:t>[[Hs15co]]</w:t>
+            </w:r>
+          </w:p>
+        </w:tc>
+        <w:tc>
+          <w:tcPr>
+            <w:tcW w:w="992" w:type="dxa"/>
+          </w:tcPr>
+          <w:p>
+            <w:pPr>
+              <w:shd w:val="clear" w:color="auto" w:fill="FFFFFF" w:themeFill="background1"/>
+              <w:spacing w:before="120" w:after="120" w:line="240" w:lineRule="auto"/>
+              <w:jc w:val="center"/>
+              <w:rPr>
+                <w:b/>
+                <w:color w:val="000000" w:themeColor="text1"/>
+              </w:rPr>
+            </w:pPr>
+            <w:r>
+              <w:rPr>
+                <w:b/>
+                <w:color w:val="000000" w:themeColor="text1"/>
+              </w:rPr>
+              <w:t>[[Hs15khong]]</w:t>
+            </w:r>
+          </w:p>
+        </w:tc>
+      </w:tr>
+      <w:tr>
+        <w:tc>
+          <w:tcPr>
+            <w:tcW w:w="670" w:type="dxa"/>
+            <w:vAlign w:val="center"/>
+          </w:tcPr>
+          <w:p>
+            <w:pPr>
+              <w:numPr>
+                <w:ilvl w:val="0"/>
+                <w:numId w:val="1"/>
+              </w:numPr>
+              <w:shd w:val="clear" w:color="auto" w:fill="FFFFFF" w:themeFill="background1"/>
+              <w:spacing w:before="120" w:after="120" w:line="240" w:lineRule="auto"/>
+              <w:ind w:left="527" w:hanging="357"/>
+              <w:contextualSpacing/>
+              <w:jc w:val="center"/>
+              <w:rPr>
+                <w:color w:val="000000" w:themeColor="text1"/>
+              </w:rPr>
+            </w:pPr>
+          </w:p>
+        </w:tc>
+        <w:tc>
+          <w:tcPr>
+            <w:tcW w:w="4954" w:type="dxa"/>
+            <w:vAlign w:val="center"/>
+          </w:tcPr>
+          <w:p>
+            <w:pPr>
+              <w:keepNext/>
+              <w:keepLines/>
+              <w:shd w:val="clear" w:color="auto" w:fill="FFFFFF" w:themeFill="background1"/>
+              <w:spacing w:before="120" w:after="120" w:line="240" w:lineRule="auto"/>
+              <w:ind w:right="-43"/>
+              <w:rPr>
+                <w:color w:val="000000" w:themeColor="text1"/>
+                <w:lang w:val="vi-VN"/>
+              </w:rPr>
+            </w:pPr>
+            <w:r>
+              <w:rPr>
+                <w:color w:val="000000" w:themeColor="text1"/>
+                <w:sz w:val="26"/>
+                <w:szCs w:val="26"/>
+                <w:lang w:val="vi-VN"/>
+              </w:rPr>
+              <w:t>Bảng điểm danh học viên</w:t>
+            </w:r>
+          </w:p>
+        </w:tc>
+        <w:tc>
+          <w:tcPr>
+            <w:tcW w:w="3176" w:type="dxa"/>
+            <w:vAlign w:val="center"/>
+          </w:tcPr>
+          <w:p>
+            <w:pPr>
+              <w:keepNext/>
+              <w:keepLines/>
+              <w:shd w:val="clear" w:color="auto" w:fill="FFFFFF" w:themeFill="background1"/>
+              <w:spacing w:before="120" w:after="120" w:line="240" w:lineRule="auto"/>
+              <w:rPr>
+                <w:bCs/>
+                <w:iCs/>
+                <w:color w:val="000000" w:themeColor="text1"/>
+              </w:rPr>
+            </w:pPr>
+            <w:r>
+              <w:rPr>
+                <w:bCs/>
+                <w:iCs/>
+                <w:color w:val="000000" w:themeColor="text1"/>
+                <w:spacing w:val="-6"/>
+                <w:lang w:val="vi-VN"/>
+              </w:rPr>
+              <w:t>QTQL/ĐT&amp;HTQT/03/BM1</w:t>
+            </w:r>
+            <w:r>
+              <w:rPr>
+                <w:bCs/>
+                <w:iCs/>
+                <w:color w:val="000000" w:themeColor="text1"/>
+                <w:spacing w:val="-6"/>
+              </w:rPr>
+              <w:t>8</w:t>
+            </w:r>
+          </w:p>
+        </w:tc>
+        <w:tc>
+          <w:tcPr>
+            <w:tcW w:w="851" w:type="dxa"/>
+          </w:tcPr>
+          <w:p>
+            <w:pPr>
+              <w:shd w:val="clear" w:color="auto" w:fill="FFFFFF" w:themeFill="background1"/>
+              <w:spacing w:before="120" w:after="120" w:line="240" w:lineRule="auto"/>
+              <w:jc w:val="center"/>
+              <w:rPr>
+                <w:b/>
+                <w:color w:val="000000" w:themeColor="text1"/>
+              </w:rPr>
+            </w:pPr>
+            <w:r>
+              <w:rPr>
+                <w:b/>
+                <w:color w:val="000000" w:themeColor="text1"/>
+              </w:rPr>
+              <w:t>[[Hs16co]]</w:t>
+            </w:r>
+          </w:p>
+        </w:tc>
+        <w:tc>
+          <w:tcPr>
+            <w:tcW w:w="992" w:type="dxa"/>
+          </w:tcPr>
+          <w:p>
+            <w:pPr>
+              <w:shd w:val="clear" w:color="auto" w:fill="FFFFFF" w:themeFill="background1"/>
+              <w:spacing w:before="120" w:after="120" w:line="240" w:lineRule="auto"/>
+              <w:jc w:val="center"/>
+              <w:rPr>
+                <w:b/>
+                <w:color w:val="000000" w:themeColor="text1"/>
+              </w:rPr>
+            </w:pPr>
+            <w:r>
+              <w:rPr>
+                <w:b/>
+                <w:color w:val="000000" w:themeColor="text1"/>
+              </w:rPr>
+              <w:t>[[Hs16khong]]</w:t>
+            </w:r>
+          </w:p>
+        </w:tc>
+      </w:tr>
+      <w:tr>
+        <w:tc>
+          <w:tcPr>
+            <w:tcW w:w="670" w:type="dxa"/>
+            <w:vAlign w:val="center"/>
+          </w:tcPr>
+          <w:p>
+            <w:pPr>
+              <w:numPr>
+                <w:ilvl w:val="0"/>
+                <w:numId w:val="1"/>
+              </w:numPr>
+              <w:shd w:val="clear" w:color="auto" w:fill="FFFFFF" w:themeFill="background1"/>
+              <w:spacing w:before="120" w:after="120" w:line="240" w:lineRule="auto"/>
+              <w:ind w:left="527" w:hanging="357"/>
+              <w:contextualSpacing/>
+              <w:jc w:val="center"/>
+              <w:rPr>
+                <w:color w:val="000000" w:themeColor="text1"/>
+              </w:rPr>
+            </w:pPr>
+          </w:p>
+        </w:tc>
+        <w:tc>
+          <w:tcPr>
+            <w:tcW w:w="4954" w:type="dxa"/>
+            <w:vAlign w:val="center"/>
+          </w:tcPr>
+          <w:p>
+            <w:pPr>
+              <w:keepNext/>
+              <w:keepLines/>
+              <w:shd w:val="clear" w:color="auto" w:fill="FFFFFF" w:themeFill="background1"/>
+              <w:spacing w:before="120" w:after="120" w:line="240" w:lineRule="auto"/>
+              <w:ind w:right="-45"/>
+              <w:rPr>
+                <w:color w:val="000000" w:themeColor="text1"/>
+                <w:lang w:val="vi-VN"/>
+              </w:rPr>
+            </w:pPr>
+            <w:r>
+              <w:rPr>
+                <w:color w:val="000000" w:themeColor="text1"/>
+                <w:sz w:val="26"/>
+                <w:szCs w:val="26"/>
+                <w:lang w:val="vi-VN"/>
+              </w:rPr>
+              <w:t>Sổ theo dõi học tập</w:t>
+            </w:r>
+          </w:p>
+        </w:tc>
+        <w:tc>
+          <w:tcPr>
+            <w:tcW w:w="3176" w:type="dxa"/>
+            <w:vAlign w:val="center"/>
+          </w:tcPr>
+          <w:p>
+            <w:pPr>
+              <w:keepNext/>
+              <w:keepLines/>
+              <w:shd w:val="clear" w:color="auto" w:fill="FFFFFF" w:themeFill="background1"/>
+              <w:spacing w:before="120" w:after="120" w:line="240" w:lineRule="auto"/>
+              <w:rPr>
+                <w:bCs/>
+                <w:iCs/>
+                <w:color w:val="000000" w:themeColor="text1"/>
+              </w:rPr>
+            </w:pPr>
+            <w:r>
+              <w:rPr>
+                <w:bCs/>
+                <w:iCs/>
+                <w:color w:val="000000" w:themeColor="text1"/>
+                <w:spacing w:val="-6"/>
+                <w:lang w:val="vi-VN"/>
+              </w:rPr>
+              <w:t>QTQL/ĐT&amp;HTQT/01/BM1</w:t>
+            </w:r>
+            <w:r>
+              <w:rPr>
+                <w:bCs/>
+                <w:iCs/>
+                <w:color w:val="000000" w:themeColor="text1"/>
+                <w:spacing w:val="-6"/>
+              </w:rPr>
+              <w:t>9</w:t>
+            </w:r>
+          </w:p>
+        </w:tc>
+        <w:tc>
+          <w:tcPr>
+            <w:tcW w:w="851" w:type="dxa"/>
+          </w:tcPr>
+          <w:p>
+            <w:pPr>
+              <w:shd w:val="clear" w:color="auto" w:fill="FFFFFF" w:themeFill="background1"/>
+              <w:spacing w:before="120" w:after="120" w:line="240" w:lineRule="auto"/>
+              <w:jc w:val="center"/>
+              <w:rPr>
+                <w:b/>
+                <w:color w:val="000000" w:themeColor="text1"/>
+              </w:rPr>
+            </w:pPr>
+            <w:r>
+              <w:rPr>
+                <w:b/>
+                <w:color w:val="000000" w:themeColor="text1"/>
+              </w:rPr>
+              <w:t>[[Hs17co]]</w:t>
+            </w:r>
+          </w:p>
+        </w:tc>
+        <w:tc>
+          <w:tcPr>
+            <w:tcW w:w="992" w:type="dxa"/>
+          </w:tcPr>
+          <w:p>
+            <w:pPr>
+              <w:shd w:val="clear" w:color="auto" w:fill="FFFFFF" w:themeFill="background1"/>
+              <w:spacing w:before="120" w:after="120" w:line="240" w:lineRule="auto"/>
+              <w:jc w:val="center"/>
+              <w:rPr>
+                <w:b/>
+                <w:color w:val="000000" w:themeColor="text1"/>
+              </w:rPr>
+            </w:pPr>
+            <w:r>
+              <w:rPr>
+                <w:b/>
+                <w:color w:val="000000" w:themeColor="text1"/>
+              </w:rPr>
+              <w:t>[[Hs17khong]]</w:t>
+            </w:r>
+          </w:p>
+        </w:tc>
+      </w:tr>
+      <w:tr>
+        <w:tc>
+          <w:tcPr>
+            <w:tcW w:w="670" w:type="dxa"/>
+            <w:vAlign w:val="center"/>
+          </w:tcPr>
+          <w:p>
+            <w:pPr>
+              <w:numPr>
+                <w:ilvl w:val="0"/>
+                <w:numId w:val="1"/>
+              </w:numPr>
+              <w:shd w:val="clear" w:color="auto" w:fill="FFFFFF" w:themeFill="background1"/>
+              <w:spacing w:before="120" w:after="120" w:line="240" w:lineRule="auto"/>
+              <w:ind w:left="527" w:hanging="357"/>
+              <w:contextualSpacing/>
+              <w:jc w:val="center"/>
+              <w:rPr>
+                <w:color w:val="000000" w:themeColor="text1"/>
+              </w:rPr>
+            </w:pPr>
+          </w:p>
+        </w:tc>
+        <w:tc>
+          <w:tcPr>
+            <w:tcW w:w="4954" w:type="dxa"/>
+            <w:vAlign w:val="center"/>
+          </w:tcPr>
+          <w:p>
+            <w:pPr>
+              <w:keepNext/>
+              <w:keepLines/>
+              <w:shd w:val="clear" w:color="auto" w:fill="FFFFFF" w:themeFill="background1"/>
+              <w:spacing w:before="120" w:after="120" w:line="240" w:lineRule="auto"/>
+              <w:ind w:right="-45"/>
+              <w:rPr>
+                <w:color w:val="000000" w:themeColor="text1"/>
+                <w:lang w:val="vi-VN"/>
+              </w:rPr>
+            </w:pPr>
+            <w:r>
+              <w:rPr>
+                <w:color w:val="000000" w:themeColor="text1"/>
+                <w:sz w:val="26"/>
+                <w:szCs w:val="26"/>
+                <w:lang w:val="vi-VN"/>
+              </w:rPr>
+              <w:t>Giấy giới thiệu</w:t>
+            </w:r>
+          </w:p>
+        </w:tc>
+        <w:tc>
+          <w:tcPr>
+            <w:tcW w:w="3176" w:type="dxa"/>
+            <w:vAlign w:val="center"/>
+          </w:tcPr>
+          <w:p>
+            <w:pPr>
+              <w:keepNext/>
+              <w:keepLines/>
+              <w:shd w:val="clear" w:color="auto" w:fill="FFFFFF" w:themeFill="background1"/>
+              <w:spacing w:before="120" w:after="120" w:line="240" w:lineRule="auto"/>
+              <w:rPr>
+                <w:bCs/>
+                <w:iCs/>
+                <w:color w:val="000000" w:themeColor="text1"/>
+              </w:rPr>
+            </w:pPr>
+            <w:r>
+              <w:rPr>
+                <w:bCs/>
+                <w:iCs/>
+                <w:color w:val="000000" w:themeColor="text1"/>
+                <w:spacing w:val="-6"/>
+                <w:lang w:val="vi-VN"/>
+              </w:rPr>
+              <w:t>QTQL/ĐT&amp;HTQT/03/BM</w:t>
+            </w:r>
+            <w:r>
+              <w:rPr>
+                <w:bCs/>
+                <w:iCs/>
+                <w:color w:val="000000" w:themeColor="text1"/>
+                <w:spacing w:val="-6"/>
+              </w:rPr>
+              <w:t>20</w:t>
+            </w:r>
+          </w:p>
+        </w:tc>
+        <w:tc>
+          <w:tcPr>
+            <w:tcW w:w="851" w:type="dxa"/>
+          </w:tcPr>
+          <w:p>
+            <w:pPr>
+              <w:shd w:val="clear" w:color="auto" w:fill="FFFFFF" w:themeFill="background1"/>
+              <w:spacing w:before="120" w:after="120" w:line="240" w:lineRule="auto"/>
+              <w:jc w:val="center"/>
+              <w:rPr>
+                <w:b/>
+                <w:color w:val="000000" w:themeColor="text1"/>
+              </w:rPr>
+            </w:pPr>
+            <w:r>
+              <w:rPr>
+                <w:b/>
+                <w:color w:val="000000" w:themeColor="text1"/>
+              </w:rPr>
+              <w:t>[[Hs18co]]</w:t>
+            </w:r>
+          </w:p>
+        </w:tc>
+        <w:tc>
+          <w:tcPr>
+            <w:tcW w:w="992" w:type="dxa"/>
+          </w:tcPr>
+          <w:p>
+            <w:pPr>
+              <w:shd w:val="clear" w:color="auto" w:fill="FFFFFF" w:themeFill="background1"/>
+              <w:spacing w:before="120" w:after="120" w:line="240" w:lineRule="auto"/>
+              <w:jc w:val="center"/>
+              <w:rPr>
+                <w:b/>
+                <w:color w:val="000000" w:themeColor="text1"/>
+              </w:rPr>
+            </w:pPr>
+            <w:r>
+              <w:rPr>
+                <w:b/>
+                <w:color w:val="000000" w:themeColor="text1"/>
+              </w:rPr>
+              <w:t>[[Hs18khong]]</w:t>
+            </w:r>
+          </w:p>
+        </w:tc>
+      </w:tr>
+      <w:tr>
+        <w:tc>
+          <w:tcPr>
+            <w:tcW w:w="670" w:type="dxa"/>
+            <w:vAlign w:val="center"/>
+          </w:tcPr>
+          <w:p>
+            <w:pPr>
+              <w:numPr>
+                <w:ilvl w:val="0"/>
+                <w:numId w:val="1"/>
+              </w:numPr>
+              <w:shd w:val="clear" w:color="auto" w:fill="FFFFFF" w:themeFill="background1"/>
+              <w:spacing w:before="120" w:after="120" w:line="240" w:lineRule="auto"/>
+              <w:ind w:left="527" w:hanging="357"/>
+              <w:contextualSpacing/>
+              <w:jc w:val="center"/>
+              <w:rPr>
+                <w:color w:val="000000" w:themeColor="text1"/>
+              </w:rPr>
+            </w:pPr>
+          </w:p>
+        </w:tc>
+        <w:tc>
+          <w:tcPr>
+            <w:tcW w:w="4954" w:type="dxa"/>
+            <w:vAlign w:val="center"/>
+          </w:tcPr>
+          <w:p>
+            <w:pPr>
+              <w:shd w:val="clear" w:color="auto" w:fill="FFFFFF" w:themeFill="background1"/>
+              <w:spacing w:before="120" w:after="120" w:line="240" w:lineRule="auto"/>
+              <w:ind w:right="-45"/>
+              <w:rPr>
+                <w:color w:val="000000" w:themeColor="text1"/>
+                <w:lang w:val="vi-VN"/>
+              </w:rPr>
+            </w:pPr>
+            <w:r>
+              <w:rPr>
+                <w:color w:val="000000" w:themeColor="text1"/>
+                <w:sz w:val="26"/>
+                <w:szCs w:val="26"/>
+                <w:lang w:val="vi-VN"/>
+              </w:rPr>
+              <w:t>Báo cáo dành cho học viên</w:t>
+            </w:r>
+          </w:p>
+        </w:tc>
+        <w:tc>
+          <w:tcPr>
+            <w:tcW w:w="3176" w:type="dxa"/>
+            <w:vAlign w:val="center"/>
+          </w:tcPr>
+          <w:p>
+            <w:pPr>
+              <w:shd w:val="clear" w:color="auto" w:fill="FFFFFF" w:themeFill="background1"/>
+              <w:spacing w:before="120" w:after="120" w:line="240" w:lineRule="auto"/>
+              <w:rPr>
+                <w:bCs/>
+                <w:iCs/>
+                <w:color w:val="000000" w:themeColor="text1"/>
+              </w:rPr>
+            </w:pPr>
+            <w:r>
+              <w:rPr>
+                <w:bCs/>
+                <w:iCs/>
+                <w:color w:val="000000" w:themeColor="text1"/>
+                <w:spacing w:val="-6"/>
+                <w:lang w:val="vi-VN"/>
+              </w:rPr>
+              <w:t>QTQL/ĐT&amp;HTQT/03/BM</w:t>
+            </w:r>
+            <w:r>
+              <w:rPr>
+                <w:bCs/>
+                <w:iCs/>
+                <w:color w:val="000000" w:themeColor="text1"/>
+                <w:spacing w:val="-6"/>
+              </w:rPr>
+              <w:t>21</w:t>
+            </w:r>
+          </w:p>
+        </w:tc>
+        <w:tc>
+          <w:tcPr>
+            <w:tcW w:w="851" w:type="dxa"/>
+          </w:tcPr>
+          <w:p>
+            <w:pPr>
+              <w:shd w:val="clear" w:color="auto" w:fill="FFFFFF" w:themeFill="background1"/>
+              <w:spacing w:before="120" w:after="120" w:line="240" w:lineRule="auto"/>
+              <w:jc w:val="center"/>
+              <w:rPr>
+                <w:b/>
+                <w:color w:val="000000" w:themeColor="text1"/>
+              </w:rPr>
+            </w:pPr>
+            <w:r>
+              <w:rPr>
+                <w:b/>
+                <w:color w:val="000000" w:themeColor="text1"/>
+              </w:rPr>
+              <w:t>[[Hs19co]]</w:t>
+            </w:r>
+          </w:p>
+        </w:tc>
+        <w:tc>
+          <w:tcPr>
+            <w:tcW w:w="992" w:type="dxa"/>
+          </w:tcPr>
+          <w:p>
+            <w:pPr>
+              <w:shd w:val="clear" w:color="auto" w:fill="FFFFFF" w:themeFill="background1"/>
+              <w:spacing w:before="120" w:after="120" w:line="240" w:lineRule="auto"/>
+              <w:jc w:val="center"/>
+              <w:rPr>
+                <w:b/>
+                <w:color w:val="000000" w:themeColor="text1"/>
+              </w:rPr>
+            </w:pPr>
+            <w:r>
+              <w:rPr>
+                <w:b/>
+                <w:color w:val="000000" w:themeColor="text1"/>
+              </w:rPr>
+              <w:t>[[Hs19khong]]</w:t>
+            </w:r>
+          </w:p>
+        </w:tc>
+      </w:tr>
+      <w:tr>
+        <w:tc>
+          <w:tcPr>
+            <w:tcW w:w="670" w:type="dxa"/>
+            <w:vAlign w:val="center"/>
+          </w:tcPr>
+          <w:p>
+            <w:pPr>
+              <w:numPr>
+                <w:ilvl w:val="0"/>
+                <w:numId w:val="1"/>
+              </w:numPr>
+              <w:shd w:val="clear" w:color="auto" w:fill="FFFFFF" w:themeFill="background1"/>
+              <w:spacing w:before="120" w:after="120" w:line="240" w:lineRule="auto"/>
+              <w:ind w:left="527" w:hanging="357"/>
+              <w:contextualSpacing/>
+              <w:jc w:val="center"/>
+              <w:rPr>
+                <w:color w:val="000000" w:themeColor="text1"/>
+              </w:rPr>
+            </w:pPr>
+          </w:p>
+        </w:tc>
+        <w:tc>
+          <w:tcPr>
+            <w:tcW w:w="4954" w:type="dxa"/>
+            <w:vAlign w:val="center"/>
+          </w:tcPr>
+          <w:p>
+            <w:pPr>
+              <w:shd w:val="clear" w:color="auto" w:fill="FFFFFF" w:themeFill="background1"/>
+              <w:spacing w:before="120" w:after="120" w:line="240" w:lineRule="auto"/>
+              <w:ind w:right="-45"/>
+              <w:rPr>
+                <w:color w:val="000000" w:themeColor="text1"/>
+                <w:lang w:val="vi-VN"/>
+              </w:rPr>
+            </w:pPr>
+            <w:r>
+              <w:rPr>
+                <w:color w:val="000000" w:themeColor="text1"/>
+                <w:sz w:val="26"/>
+                <w:szCs w:val="26"/>
+                <w:lang w:val="vi-VN"/>
+              </w:rPr>
+              <w:t>Giấy xin bảo lưu kết quả học tập</w:t>
+            </w:r>
+          </w:p>
+        </w:tc>
+        <w:tc>
+          <w:tcPr>
+            <w:tcW w:w="3176" w:type="dxa"/>
+            <w:vAlign w:val="center"/>
+          </w:tcPr>
+          <w:p>
+            <w:pPr>
+              <w:shd w:val="clear" w:color="auto" w:fill="FFFFFF" w:themeFill="background1"/>
+              <w:spacing w:before="120" w:after="120" w:line="240" w:lineRule="auto"/>
+              <w:rPr>
+                <w:bCs/>
+                <w:iCs/>
+                <w:color w:val="000000" w:themeColor="text1"/>
+              </w:rPr>
+            </w:pPr>
+            <w:r>
+              <w:rPr>
+                <w:bCs/>
+                <w:iCs/>
+                <w:color w:val="000000" w:themeColor="text1"/>
+                <w:spacing w:val="-6"/>
+                <w:lang w:val="vi-VN"/>
+              </w:rPr>
+              <w:t>QTQL/ĐT&amp;HTQT/03/BM</w:t>
+            </w:r>
+            <w:r>
+              <w:rPr>
+                <w:bCs/>
+                <w:iCs/>
+                <w:color w:val="000000" w:themeColor="text1"/>
+                <w:spacing w:val="-6"/>
+              </w:rPr>
+              <w:t>22</w:t>
+            </w:r>
+          </w:p>
+        </w:tc>
+        <w:tc>
+          <w:tcPr>
+            <w:tcW w:w="851" w:type="dxa"/>
+          </w:tcPr>
+          <w:p>
+            <w:pPr>
+              <w:shd w:val="clear" w:color="auto" w:fill="FFFFFF" w:themeFill="background1"/>
+              <w:spacing w:before="120" w:after="120" w:line="240" w:lineRule="auto"/>
+              <w:jc w:val="center"/>
+              <w:rPr>
+                <w:b/>
+                <w:color w:val="000000" w:themeColor="text1"/>
+              </w:rPr>
+            </w:pPr>
+            <w:r>
+              <w:rPr>
+                <w:b/>
+                <w:color w:val="000000" w:themeColor="text1"/>
+              </w:rPr>
+              <w:t>[[Hs20co]]</w:t>
+            </w:r>
+          </w:p>
+        </w:tc>
+        <w:tc>
+          <w:tcPr>
+            <w:tcW w:w="992" w:type="dxa"/>
+          </w:tcPr>
+          <w:p>
+            <w:pPr>
+              <w:shd w:val="clear" w:color="auto" w:fill="FFFFFF" w:themeFill="background1"/>
+              <w:spacing w:before="120" w:after="120" w:line="240" w:lineRule="auto"/>
+              <w:jc w:val="center"/>
+              <w:rPr>
+                <w:b/>
+                <w:color w:val="000000" w:themeColor="text1"/>
+              </w:rPr>
+            </w:pPr>
+            <w:r>
+              <w:rPr>
+                <w:b/>
+                <w:color w:val="000000" w:themeColor="text1"/>
+              </w:rPr>
+              <w:t>[[Hs20khong]]</w:t>
+            </w:r>
+          </w:p>
+        </w:tc>
+      </w:tr>
+      <w:tr>
+        <w:tc>
+          <w:tcPr>
+            <w:tcW w:w="670" w:type="dxa"/>
+            <w:vAlign w:val="center"/>
+          </w:tcPr>
+          <w:p>
+            <w:pPr>
+              <w:numPr>
+                <w:ilvl w:val="0"/>
+                <w:numId w:val="1"/>
+              </w:numPr>
+              <w:shd w:val="clear" w:color="auto" w:fill="FFFFFF" w:themeFill="background1"/>
+              <w:spacing w:before="120" w:after="120" w:line="240" w:lineRule="auto"/>
+              <w:ind w:left="527" w:hanging="357"/>
+              <w:contextualSpacing/>
+              <w:jc w:val="center"/>
+              <w:rPr>
+                <w:color w:val="000000" w:themeColor="text1"/>
+              </w:rPr>
+            </w:pPr>
+          </w:p>
+        </w:tc>
+        <w:tc>
+          <w:tcPr>
+            <w:tcW w:w="4954" w:type="dxa"/>
+            <w:vAlign w:val="center"/>
+          </w:tcPr>
+          <w:p>
+            <w:pPr>
+              <w:shd w:val="clear" w:color="auto" w:fill="FFFFFF" w:themeFill="background1"/>
+              <w:spacing w:before="120" w:after="120" w:line="240" w:lineRule="auto"/>
+              <w:ind w:right="-45"/>
+              <w:rPr>
+                <w:color w:val="000000" w:themeColor="text1"/>
+                <w:lang w:val="vi-VN"/>
+              </w:rPr>
+            </w:pPr>
+            <w:r>
+              <w:rPr>
+                <w:color w:val="000000" w:themeColor="text1"/>
+                <w:sz w:val="26"/>
+                <w:szCs w:val="26"/>
+                <w:lang w:val="vi-VN"/>
+              </w:rPr>
+              <w:t>Đơn xin thôi học</w:t>
+            </w:r>
+          </w:p>
+        </w:tc>
+        <w:tc>
+          <w:tcPr>
+            <w:tcW w:w="3176" w:type="dxa"/>
+            <w:vAlign w:val="center"/>
+          </w:tcPr>
+          <w:p>
+            <w:pPr>
+              <w:shd w:val="clear" w:color="auto" w:fill="FFFFFF" w:themeFill="background1"/>
+              <w:spacing w:before="120" w:after="120" w:line="240" w:lineRule="auto"/>
+              <w:rPr>
+                <w:bCs/>
+                <w:iCs/>
+                <w:color w:val="000000" w:themeColor="text1"/>
+              </w:rPr>
+            </w:pPr>
+            <w:r>
+              <w:rPr>
+                <w:bCs/>
+                <w:iCs/>
+                <w:color w:val="000000" w:themeColor="text1"/>
+                <w:spacing w:val="-6"/>
+                <w:lang w:val="vi-VN"/>
+              </w:rPr>
+              <w:t>QTQL/ĐT&amp;HTQT/03/BM</w:t>
+            </w:r>
+            <w:r>
+              <w:rPr>
+                <w:bCs/>
+                <w:iCs/>
+                <w:color w:val="000000" w:themeColor="text1"/>
+                <w:spacing w:val="-6"/>
+              </w:rPr>
+              <w:t>23</w:t>
+            </w:r>
+          </w:p>
+        </w:tc>
+        <w:tc>
+          <w:tcPr>
+            <w:tcW w:w="851" w:type="dxa"/>
+          </w:tcPr>
+          <w:p>
+            <w:pPr>
+              <w:shd w:val="clear" w:color="auto" w:fill="FFFFFF" w:themeFill="background1"/>
+              <w:spacing w:before="120" w:after="120" w:line="240" w:lineRule="auto"/>
+              <w:jc w:val="center"/>
+              <w:rPr>
+                <w:b/>
+                <w:color w:val="000000" w:themeColor="text1"/>
+              </w:rPr>
+            </w:pPr>
+            <w:r>
+              <w:rPr>
+                <w:b/>
+                <w:color w:val="000000" w:themeColor="text1"/>
+              </w:rPr>
+              <w:t>[[Hs21co]]</w:t>
+            </w:r>
+          </w:p>
+        </w:tc>
+        <w:tc>
+          <w:tcPr>
+            <w:tcW w:w="992" w:type="dxa"/>
+          </w:tcPr>
+          <w:p>
+            <w:pPr>
+              <w:shd w:val="clear" w:color="auto" w:fill="FFFFFF" w:themeFill="background1"/>
+              <w:spacing w:before="120" w:after="120" w:line="240" w:lineRule="auto"/>
+              <w:jc w:val="center"/>
+              <w:rPr>
+                <w:b/>
+                <w:color w:val="000000" w:themeColor="text1"/>
+              </w:rPr>
+            </w:pPr>
+            <w:r>
+              <w:rPr>
+                <w:b/>
+                <w:color w:val="000000" w:themeColor="text1"/>
+              </w:rPr>
+              <w:t>[[Hs21khong]]</w:t>
+            </w:r>
+          </w:p>
+        </w:tc>
+      </w:tr>
+      <w:tr>
+        <w:tc>
+          <w:tcPr>
+            <w:tcW w:w="670" w:type="dxa"/>
+            <w:vAlign w:val="center"/>
+          </w:tcPr>
+          <w:p>
+            <w:pPr>
+              <w:numPr>
+                <w:ilvl w:val="0"/>
+                <w:numId w:val="1"/>
+              </w:numPr>
+              <w:shd w:val="clear" w:color="auto" w:fill="FFFFFF" w:themeFill="background1"/>
+              <w:spacing w:before="120" w:after="120" w:line="240" w:lineRule="auto"/>
+              <w:ind w:left="527" w:hanging="357"/>
+              <w:contextualSpacing/>
+              <w:jc w:val="center"/>
+              <w:rPr>
+                <w:color w:val="000000" w:themeColor="text1"/>
+              </w:rPr>
+            </w:pPr>
+          </w:p>
+        </w:tc>
+        <w:tc>
+          <w:tcPr>
+            <w:tcW w:w="4954" w:type="dxa"/>
+            <w:vAlign w:val="center"/>
+          </w:tcPr>
+          <w:p>
+            <w:pPr>
+              <w:shd w:val="clear" w:color="auto" w:fill="FFFFFF" w:themeFill="background1"/>
+              <w:spacing w:before="120" w:after="120" w:line="240" w:lineRule="auto"/>
+              <w:ind w:right="-45"/>
+              <w:rPr>
+                <w:color w:val="000000" w:themeColor="text1"/>
+                <w:lang w:val="vi-VN"/>
+              </w:rPr>
+            </w:pPr>
+            <w:r>
+              <w:rPr>
+                <w:color w:val="000000" w:themeColor="text1"/>
+                <w:sz w:val="26"/>
+                <w:szCs w:val="26"/>
+                <w:lang w:val="vi-VN"/>
+              </w:rPr>
+              <w:t>Phiếu nhận xét khoa đào tạo (dành cho học viên)</w:t>
+            </w:r>
+          </w:p>
+        </w:tc>
+        <w:tc>
+          <w:tcPr>
+            <w:tcW w:w="3176" w:type="dxa"/>
+            <w:vAlign w:val="center"/>
+          </w:tcPr>
+          <w:p>
+            <w:pPr>
+              <w:shd w:val="clear" w:color="auto" w:fill="FFFFFF" w:themeFill="background1"/>
+              <w:spacing w:before="120" w:after="120" w:line="240" w:lineRule="auto"/>
+              <w:rPr>
+                <w:bCs/>
+                <w:iCs/>
+                <w:color w:val="000000" w:themeColor="text1"/>
+              </w:rPr>
+            </w:pPr>
+            <w:r>
+              <w:rPr>
+                <w:bCs/>
+                <w:iCs/>
+                <w:color w:val="000000" w:themeColor="text1"/>
+                <w:spacing w:val="-6"/>
+                <w:lang w:val="vi-VN"/>
+              </w:rPr>
+              <w:t>QTQL/ĐT&amp;HTQT/03/BM</w:t>
+            </w:r>
+            <w:r>
+              <w:rPr>
+                <w:bCs/>
+                <w:iCs/>
+                <w:color w:val="000000" w:themeColor="text1"/>
+                <w:spacing w:val="-6"/>
+              </w:rPr>
+              <w:t>26</w:t>
+            </w:r>
+          </w:p>
+        </w:tc>
+        <w:tc>
+          <w:tcPr>
+            <w:tcW w:w="851" w:type="dxa"/>
+          </w:tcPr>
+          <w:p>
+            <w:pPr>
+              <w:shd w:val="clear" w:color="auto" w:fill="FFFFFF" w:themeFill="background1"/>
+              <w:spacing w:before="120" w:after="120" w:line="240" w:lineRule="auto"/>
+              <w:jc w:val="center"/>
+              <w:rPr>
+                <w:b/>
+                <w:color w:val="000000" w:themeColor="text1"/>
+              </w:rPr>
+            </w:pPr>
+            <w:r>
+              <w:rPr>
+                <w:b/>
+                <w:color w:val="000000" w:themeColor="text1"/>
+              </w:rPr>
+              <w:t>[[Hs22co]]</w:t>
+            </w:r>
+          </w:p>
+        </w:tc>
+        <w:tc>
+          <w:tcPr>
+            <w:tcW w:w="992" w:type="dxa"/>
+          </w:tcPr>
+          <w:p>
+            <w:pPr>
+              <w:shd w:val="clear" w:color="auto" w:fill="FFFFFF" w:themeFill="background1"/>
+              <w:spacing w:before="120" w:after="120" w:line="240" w:lineRule="auto"/>
+              <w:jc w:val="center"/>
+              <w:rPr>
+                <w:b/>
+                <w:color w:val="000000" w:themeColor="text1"/>
+              </w:rPr>
+            </w:pPr>
+            <w:r>
+              <w:rPr>
+                <w:b/>
+                <w:color w:val="000000" w:themeColor="text1"/>
+              </w:rPr>
+              <w:t>[[Hs22khong]]</w:t>
+            </w:r>
+          </w:p>
+        </w:tc>
+      </w:tr>
+      <w:tr>
+        <w:tc>
+          <w:tcPr>
+            <w:tcW w:w="670" w:type="dxa"/>
+            <w:vAlign w:val="center"/>
+          </w:tcPr>
+          <w:p>
+            <w:pPr>
+              <w:numPr>
+                <w:ilvl w:val="0"/>
+                <w:numId w:val="1"/>
+              </w:numPr>
+              <w:shd w:val="clear" w:color="auto" w:fill="FFFFFF" w:themeFill="background1"/>
+              <w:spacing w:before="120" w:after="120" w:line="240" w:lineRule="auto"/>
+              <w:ind w:left="527" w:hanging="357"/>
+              <w:contextualSpacing/>
+              <w:jc w:val="center"/>
+              <w:rPr>
+                <w:color w:val="000000" w:themeColor="text1"/>
+              </w:rPr>
+            </w:pPr>
+          </w:p>
+        </w:tc>
+        <w:tc>
+          <w:tcPr>
+            <w:tcW w:w="4954" w:type="dxa"/>
+            <w:vAlign w:val="center"/>
+          </w:tcPr>
+          <w:p>
+            <w:pPr>
+              <w:shd w:val="clear" w:color="auto" w:fill="FFFFFF" w:themeFill="background1"/>
+              <w:spacing w:before="120" w:after="120" w:line="240" w:lineRule="auto"/>
+              <w:ind w:right="-45"/>
+              <w:rPr>
+                <w:color w:val="000000" w:themeColor="text1"/>
+                <w:lang w:val="vi-VN"/>
+              </w:rPr>
+            </w:pPr>
+            <w:r>
+              <w:rPr>
+                <w:color w:val="000000" w:themeColor="text1"/>
+                <w:sz w:val="26"/>
+                <w:szCs w:val="26"/>
+                <w:lang w:val="vi-VN"/>
+              </w:rPr>
+              <w:t>Phiếu nhận xét khoá đào tạo</w:t>
+            </w:r>
+            <w:r>
+              <w:rPr>
+                <w:b/>
+                <w:bCs/>
+                <w:color w:val="000000" w:themeColor="text1"/>
+                <w:sz w:val="26"/>
+                <w:szCs w:val="26"/>
+                <w:lang w:val="vi-VN"/>
+              </w:rPr>
+              <w:t xml:space="preserve"> </w:t>
+            </w:r>
+            <w:r>
+              <w:rPr>
+                <w:color w:val="000000" w:themeColor="text1"/>
+                <w:sz w:val="26"/>
+                <w:szCs w:val="26"/>
+                <w:lang w:val="vi-VN"/>
+              </w:rPr>
+              <w:t>(dành cho giảng viên)</w:t>
+            </w:r>
+            <w:r>
+              <w:rPr>
+                <w:b/>
+                <w:bCs/>
+                <w:color w:val="000000" w:themeColor="text1"/>
+                <w:sz w:val="26"/>
+                <w:szCs w:val="26"/>
+                <w:lang w:val="vi-VN"/>
+              </w:rPr>
+              <w:t xml:space="preserve"> </w:t>
+            </w:r>
+          </w:p>
+        </w:tc>
+        <w:tc>
+          <w:tcPr>
+            <w:tcW w:w="3176" w:type="dxa"/>
+            <w:vAlign w:val="center"/>
+          </w:tcPr>
+          <w:p>
+            <w:pPr>
+              <w:shd w:val="clear" w:color="auto" w:fill="FFFFFF" w:themeFill="background1"/>
+              <w:spacing w:before="120" w:after="120" w:line="240" w:lineRule="auto"/>
+              <w:rPr>
+                <w:bCs/>
+                <w:iCs/>
+                <w:color w:val="000000" w:themeColor="text1"/>
+              </w:rPr>
+            </w:pPr>
+            <w:r>
+              <w:rPr>
+                <w:bCs/>
+                <w:iCs/>
+                <w:color w:val="000000" w:themeColor="text1"/>
+                <w:spacing w:val="-6"/>
+                <w:lang w:val="vi-VN"/>
+              </w:rPr>
+              <w:t>QTQL/ĐT&amp;HTQT/03/BM2</w:t>
+            </w:r>
+            <w:r>
+              <w:rPr>
+                <w:bCs/>
+                <w:iCs/>
+                <w:color w:val="000000" w:themeColor="text1"/>
+                <w:spacing w:val="-6"/>
+              </w:rPr>
+              <w:t>7</w:t>
+            </w:r>
+          </w:p>
+        </w:tc>
+        <w:tc>
+          <w:tcPr>
+            <w:tcW w:w="851" w:type="dxa"/>
+          </w:tcPr>
+          <w:p>
+            <w:pPr>
+              <w:shd w:val="clear" w:color="auto" w:fill="FFFFFF" w:themeFill="background1"/>
+              <w:spacing w:before="120" w:after="120" w:line="240" w:lineRule="auto"/>
+              <w:jc w:val="center"/>
+              <w:rPr>
+                <w:b/>
+                <w:color w:val="000000" w:themeColor="text1"/>
+              </w:rPr>
+            </w:pPr>
+            <w:r>
+              <w:rPr>
+                <w:b/>
+                <w:color w:val="000000" w:themeColor="text1"/>
+              </w:rPr>
+              <w:t>[[Hs23co]]</w:t>
+            </w:r>
+          </w:p>
+        </w:tc>
+        <w:tc>
+          <w:tcPr>
+            <w:tcW w:w="992" w:type="dxa"/>
+          </w:tcPr>
+          <w:p>
+            <w:pPr>
+              <w:shd w:val="clear" w:color="auto" w:fill="FFFFFF" w:themeFill="background1"/>
+              <w:spacing w:before="120" w:after="120" w:line="240" w:lineRule="auto"/>
+              <w:jc w:val="center"/>
+              <w:rPr>
+                <w:b/>
+                <w:color w:val="000000" w:themeColor="text1"/>
+              </w:rPr>
+            </w:pPr>
+            <w:r>
+              <w:rPr>
+                <w:b/>
+                <w:color w:val="000000" w:themeColor="text1"/>
+              </w:rPr>
+              <w:t>[[Hs23khong]]</w:t>
+            </w:r>
+          </w:p>
+        </w:tc>
+      </w:tr>
+      <w:tr>
+        <w:tc>
+          <w:tcPr>
+            <w:tcW w:w="670" w:type="dxa"/>
+            <w:vAlign w:val="center"/>
+          </w:tcPr>
+          <w:p>
+            <w:pPr>
+              <w:numPr>
+                <w:ilvl w:val="0"/>
+                <w:numId w:val="1"/>
+              </w:numPr>
+              <w:shd w:val="clear" w:color="auto" w:fill="FFFFFF" w:themeFill="background1"/>
+              <w:spacing w:before="120" w:after="120" w:line="240" w:lineRule="auto"/>
+              <w:ind w:left="527" w:hanging="357"/>
+              <w:contextualSpacing/>
+              <w:jc w:val="center"/>
+              <w:rPr>
+                <w:color w:val="000000" w:themeColor="text1"/>
+              </w:rPr>
+            </w:pPr>
+          </w:p>
+        </w:tc>
+        <w:tc>
+          <w:tcPr>
+            <w:tcW w:w="4954" w:type="dxa"/>
+            <w:vAlign w:val="center"/>
+          </w:tcPr>
+          <w:p>
+            <w:pPr>
+              <w:shd w:val="clear" w:color="auto" w:fill="FFFFFF" w:themeFill="background1"/>
+              <w:spacing w:before="120" w:after="120" w:line="240" w:lineRule="auto"/>
+              <w:ind w:right="-45"/>
+              <w:rPr>
+                <w:color w:val="000000" w:themeColor="text1"/>
+                <w:lang w:val="vi-VN"/>
+              </w:rPr>
+            </w:pPr>
+            <w:r>
+              <w:rPr>
+                <w:color w:val="000000" w:themeColor="text1"/>
+                <w:sz w:val="26"/>
+                <w:szCs w:val="26"/>
+                <w:lang w:val="vi-VN"/>
+              </w:rPr>
+              <w:t>Quyết định về việc kết thúc và công nhận kết quả tốt nghiệp cho học viên khoá đào tạo liên tục</w:t>
+            </w:r>
+          </w:p>
+        </w:tc>
+        <w:tc>
+          <w:tcPr>
+            <w:tcW w:w="3176" w:type="dxa"/>
+            <w:vAlign w:val="center"/>
+          </w:tcPr>
+          <w:p>
+            <w:pPr>
+              <w:shd w:val="clear" w:color="auto" w:fill="FFFFFF" w:themeFill="background1"/>
+              <w:spacing w:before="120" w:after="120" w:line="240" w:lineRule="auto"/>
+              <w:rPr>
+                <w:bCs/>
+                <w:iCs/>
+                <w:color w:val="000000" w:themeColor="text1"/>
+              </w:rPr>
+            </w:pPr>
+            <w:r>
+              <w:rPr>
+                <w:bCs/>
+                <w:iCs/>
+                <w:color w:val="000000" w:themeColor="text1"/>
+                <w:spacing w:val="-6"/>
+                <w:lang w:val="vi-VN"/>
+              </w:rPr>
+              <w:t>QTQL/ĐT&amp;HTQT/03/BM2</w:t>
+            </w:r>
+            <w:r>
+              <w:rPr>
+                <w:bCs/>
+                <w:iCs/>
+                <w:color w:val="000000" w:themeColor="text1"/>
+                <w:spacing w:val="-6"/>
+              </w:rPr>
+              <w:t>8</w:t>
+            </w:r>
+          </w:p>
+        </w:tc>
+        <w:tc>
+          <w:tcPr>
+            <w:tcW w:w="851" w:type="dxa"/>
+          </w:tcPr>
+          <w:p>
+            <w:pPr>
+              <w:shd w:val="clear" w:color="auto" w:fill="FFFFFF" w:themeFill="background1"/>
+              <w:spacing w:before="120" w:after="120" w:line="240" w:lineRule="auto"/>
+              <w:jc w:val="center"/>
+              <w:rPr>
+                <w:b/>
+                <w:color w:val="000000" w:themeColor="text1"/>
+              </w:rPr>
+            </w:pPr>
+            <w:r>
+              <w:rPr>
+                <w:b/>
+                <w:color w:val="000000" w:themeColor="text1"/>
+              </w:rPr>
+              <w:t>[[Hs24co]]</w:t>
+            </w:r>
+          </w:p>
+        </w:tc>
+        <w:tc>
+          <w:tcPr>
+            <w:tcW w:w="992" w:type="dxa"/>
+          </w:tcPr>
+          <w:p>
+            <w:pPr>
+              <w:shd w:val="clear" w:color="auto" w:fill="FFFFFF" w:themeFill="background1"/>
+              <w:spacing w:before="120" w:after="120" w:line="240" w:lineRule="auto"/>
+              <w:jc w:val="center"/>
+              <w:rPr>
+                <w:b/>
+                <w:color w:val="000000" w:themeColor="text1"/>
+              </w:rPr>
+            </w:pPr>
+            <w:r>
+              <w:rPr>
+                <w:b/>
+                <w:color w:val="000000" w:themeColor="text1"/>
+              </w:rPr>
+              <w:t>[[Hs24khong]]</w:t>
+            </w:r>
+          </w:p>
+        </w:tc>
+      </w:tr>
+      <w:tr>
+        <w:tc>
+          <w:tcPr>
+            <w:tcW w:w="670" w:type="dxa"/>
+            <w:vAlign w:val="center"/>
+          </w:tcPr>
+          <w:p>
+            <w:pPr>
+              <w:numPr>
+                <w:ilvl w:val="0"/>
+                <w:numId w:val="1"/>
+              </w:numPr>
+              <w:shd w:val="clear" w:color="auto" w:fill="FFFFFF" w:themeFill="background1"/>
+              <w:spacing w:before="120" w:after="120" w:line="240" w:lineRule="auto"/>
+              <w:ind w:left="527" w:hanging="357"/>
+              <w:contextualSpacing/>
+              <w:jc w:val="center"/>
+              <w:rPr>
+                <w:color w:val="000000" w:themeColor="text1"/>
+              </w:rPr>
+            </w:pPr>
+          </w:p>
+        </w:tc>
+        <w:tc>
+          <w:tcPr>
+            <w:tcW w:w="4954" w:type="dxa"/>
+            <w:vAlign w:val="center"/>
+          </w:tcPr>
+          <w:p>
+            <w:pPr>
+              <w:shd w:val="clear" w:color="auto" w:fill="FFFFFF" w:themeFill="background1"/>
+              <w:spacing w:before="120" w:after="120" w:line="240" w:lineRule="auto"/>
+              <w:ind w:right="-45"/>
+              <w:rPr>
+                <w:color w:val="000000" w:themeColor="text1"/>
+                <w:lang w:val="vi-VN"/>
+              </w:rPr>
+            </w:pPr>
+            <w:r>
+              <w:rPr>
+                <w:color w:val="000000" w:themeColor="text1"/>
+                <w:sz w:val="26"/>
+                <w:szCs w:val="26"/>
+                <w:lang w:val="vi-VN"/>
+              </w:rPr>
+              <w:t xml:space="preserve">Quyết định về việc cấp chứng chỉ, chứng nhận </w:t>
+            </w:r>
+          </w:p>
+        </w:tc>
+        <w:tc>
+          <w:tcPr>
+            <w:tcW w:w="3176" w:type="dxa"/>
+            <w:vAlign w:val="center"/>
+          </w:tcPr>
+          <w:p>
+            <w:pPr>
+              <w:shd w:val="clear" w:color="auto" w:fill="FFFFFF" w:themeFill="background1"/>
+              <w:spacing w:before="120" w:after="120" w:line="240" w:lineRule="auto"/>
+              <w:rPr>
+                <w:bCs/>
+                <w:iCs/>
+                <w:color w:val="000000" w:themeColor="text1"/>
+              </w:rPr>
+            </w:pPr>
+            <w:r>
+              <w:rPr>
+                <w:bCs/>
+                <w:iCs/>
+                <w:color w:val="000000" w:themeColor="text1"/>
+                <w:spacing w:val="-6"/>
+                <w:lang w:val="vi-VN"/>
+              </w:rPr>
+              <w:t>QTQL/ĐT&amp;HTQT/03/BM2</w:t>
+            </w:r>
+            <w:r>
+              <w:rPr>
+                <w:bCs/>
+                <w:iCs/>
+                <w:color w:val="000000" w:themeColor="text1"/>
+                <w:spacing w:val="-6"/>
+              </w:rPr>
+              <w:t>9</w:t>
+            </w:r>
+          </w:p>
+        </w:tc>
+        <w:tc>
+          <w:tcPr>
+            <w:tcW w:w="851" w:type="dxa"/>
+          </w:tcPr>
+          <w:p>
+            <w:pPr>
+              <w:shd w:val="clear" w:color="auto" w:fill="FFFFFF" w:themeFill="background1"/>
+              <w:spacing w:before="120" w:after="120" w:line="240" w:lineRule="auto"/>
+              <w:jc w:val="center"/>
+              <w:rPr>
+                <w:b/>
+                <w:color w:val="000000" w:themeColor="text1"/>
+              </w:rPr>
+            </w:pPr>
+            <w:r>
+              <w:rPr>
+                <w:b/>
+                <w:color w:val="000000" w:themeColor="text1"/>
+              </w:rPr>
+              <w:t>[[Hs25co]]</w:t>
+            </w:r>
+          </w:p>
+        </w:tc>
+        <w:tc>
+          <w:tcPr>
+            <w:tcW w:w="992" w:type="dxa"/>
+          </w:tcPr>
+          <w:p>
+            <w:pPr>
+              <w:shd w:val="clear" w:color="auto" w:fill="FFFFFF" w:themeFill="background1"/>
+              <w:spacing w:before="120" w:after="120" w:line="240" w:lineRule="auto"/>
+              <w:jc w:val="center"/>
+              <w:rPr>
+                <w:b/>
+                <w:color w:val="000000" w:themeColor="text1"/>
+              </w:rPr>
+            </w:pPr>
+            <w:r>
+              <w:rPr>
+                <w:b/>
+                <w:color w:val="000000" w:themeColor="text1"/>
+              </w:rPr>
+              <w:t>[[Hs25khong]]</w:t>
+            </w:r>
+          </w:p>
+        </w:tc>
+      </w:tr>
+      <w:tr>
+        <w:tc>
+          <w:tcPr>
+            <w:tcW w:w="670" w:type="dxa"/>
+            <w:vAlign w:val="center"/>
+          </w:tcPr>
+          <w:p>
+            <w:pPr>
+              <w:numPr>
+                <w:ilvl w:val="0"/>
+                <w:numId w:val="1"/>
+              </w:numPr>
+              <w:shd w:val="clear" w:color="auto" w:fill="FFFFFF" w:themeFill="background1"/>
+              <w:spacing w:before="120" w:after="120" w:line="240" w:lineRule="auto"/>
+              <w:ind w:left="527" w:hanging="357"/>
+              <w:contextualSpacing/>
+              <w:jc w:val="center"/>
+              <w:rPr>
+                <w:color w:val="000000" w:themeColor="text1"/>
+              </w:rPr>
+            </w:pPr>
+          </w:p>
+        </w:tc>
+        <w:tc>
+          <w:tcPr>
+            <w:tcW w:w="4954" w:type="dxa"/>
+            <w:vAlign w:val="center"/>
+          </w:tcPr>
+          <w:p>
+            <w:pPr>
+              <w:shd w:val="clear" w:color="auto" w:fill="FFFFFF" w:themeFill="background1"/>
+              <w:spacing w:before="120" w:after="120" w:line="240" w:lineRule="auto"/>
+              <w:ind w:right="-45"/>
+              <w:rPr>
+                <w:color w:val="000000" w:themeColor="text1"/>
+                <w:sz w:val="26"/>
+                <w:szCs w:val="26"/>
+                <w:lang w:val="vi-VN"/>
+              </w:rPr>
+            </w:pPr>
+            <w:r>
+              <w:rPr>
+                <w:color w:val="000000" w:themeColor="text1"/>
+                <w:sz w:val="26"/>
+                <w:szCs w:val="26"/>
+                <w:lang w:val="vi-VN"/>
+              </w:rPr>
+              <w:t xml:space="preserve">Quyết định về việc khen thưởng học viên có thành tích học tập xuất sắc </w:t>
+            </w:r>
+          </w:p>
+        </w:tc>
+        <w:tc>
+          <w:tcPr>
+            <w:tcW w:w="3176" w:type="dxa"/>
+            <w:vAlign w:val="center"/>
+          </w:tcPr>
+          <w:p>
+            <w:pPr>
+              <w:shd w:val="clear" w:color="auto" w:fill="FFFFFF" w:themeFill="background1"/>
+              <w:spacing w:before="120" w:after="120" w:line="240" w:lineRule="auto"/>
+              <w:rPr>
+                <w:bCs/>
+                <w:iCs/>
+                <w:color w:val="000000" w:themeColor="text1"/>
+              </w:rPr>
+            </w:pPr>
+            <w:r>
+              <w:rPr>
+                <w:bCs/>
+                <w:iCs/>
+                <w:color w:val="000000" w:themeColor="text1"/>
+                <w:spacing w:val="-6"/>
+                <w:lang w:val="vi-VN"/>
+              </w:rPr>
+              <w:t>QTQL/ĐT&amp;HTQT/03/BM</w:t>
+            </w:r>
+            <w:r>
+              <w:rPr>
+                <w:bCs/>
+                <w:iCs/>
+                <w:color w:val="000000" w:themeColor="text1"/>
+                <w:spacing w:val="-6"/>
+              </w:rPr>
+              <w:t>30</w:t>
+            </w:r>
+          </w:p>
+        </w:tc>
+        <w:tc>
+          <w:tcPr>
+            <w:tcW w:w="851" w:type="dxa"/>
+          </w:tcPr>
+          <w:p>
+            <w:pPr>
+              <w:shd w:val="clear" w:color="auto" w:fill="FFFFFF" w:themeFill="background1"/>
+              <w:spacing w:before="120" w:after="120" w:line="240" w:lineRule="auto"/>
+              <w:jc w:val="center"/>
+              <w:rPr>
+                <w:b/>
+                <w:color w:val="000000" w:themeColor="text1"/>
+              </w:rPr>
+            </w:pPr>
+            <w:r>
+              <w:rPr>
+                <w:b/>
+                <w:color w:val="000000" w:themeColor="text1"/>
+              </w:rPr>
+              <w:t>[[Hs26co]]</w:t>
+            </w:r>
+          </w:p>
+        </w:tc>
+        <w:tc>
+          <w:tcPr>
+            <w:tcW w:w="992" w:type="dxa"/>
+          </w:tcPr>
+          <w:p>
+            <w:pPr>
+              <w:shd w:val="clear" w:color="auto" w:fill="FFFFFF" w:themeFill="background1"/>
+              <w:spacing w:before="120" w:after="120" w:line="240" w:lineRule="auto"/>
+              <w:jc w:val="center"/>
+              <w:rPr>
+                <w:b/>
+                <w:color w:val="000000" w:themeColor="text1"/>
+              </w:rPr>
+            </w:pPr>
+            <w:r>
+              <w:rPr>
+                <w:b/>
+                <w:color w:val="000000" w:themeColor="text1"/>
+              </w:rPr>
+              <w:t>[[Hs26khong]]</w:t>
+            </w:r>
+          </w:p>
+        </w:tc>
+      </w:tr>
+      <w:tr>
+        <w:tc>
+          <w:tcPr>
+            <w:tcW w:w="670" w:type="dxa"/>
+            <w:vAlign w:val="center"/>
+          </w:tcPr>
+          <w:p>
+            <w:pPr>
+              <w:numPr>
+                <w:ilvl w:val="0"/>
+                <w:numId w:val="1"/>
+              </w:numPr>
+              <w:shd w:val="clear" w:color="auto" w:fill="FFFFFF" w:themeFill="background1"/>
+              <w:spacing w:before="120" w:after="120" w:line="240" w:lineRule="auto"/>
+              <w:ind w:left="527" w:hanging="357"/>
+              <w:contextualSpacing/>
+              <w:jc w:val="center"/>
+              <w:rPr>
+                <w:color w:val="000000" w:themeColor="text1"/>
+              </w:rPr>
+            </w:pPr>
+          </w:p>
+        </w:tc>
+        <w:tc>
+          <w:tcPr>
+            <w:tcW w:w="4954" w:type="dxa"/>
+            <w:vAlign w:val="center"/>
+          </w:tcPr>
+          <w:p>
+            <w:pPr>
+              <w:shd w:val="clear" w:color="auto" w:fill="FFFFFF" w:themeFill="background1"/>
+              <w:spacing w:before="120" w:after="120" w:line="240" w:lineRule="auto"/>
+              <w:ind w:right="-45"/>
+              <w:rPr>
+                <w:color w:val="000000" w:themeColor="text1"/>
+                <w:lang w:val="vi-VN"/>
+              </w:rPr>
+            </w:pPr>
+            <w:r>
+              <w:rPr>
+                <w:color w:val="000000" w:themeColor="text1"/>
+                <w:sz w:val="26"/>
+                <w:szCs w:val="26"/>
+                <w:lang w:val="vi-VN"/>
+              </w:rPr>
+              <w:t>Biên bản họp Hội đồng tư vấn đào tạo</w:t>
+            </w:r>
+            <w:r>
+              <w:rPr>
+                <w:b/>
+                <w:bCs/>
+                <w:color w:val="000000" w:themeColor="text1"/>
+                <w:sz w:val="26"/>
+                <w:szCs w:val="26"/>
+                <w:lang w:val="vi-VN"/>
+              </w:rPr>
+              <w:t xml:space="preserve"> </w:t>
+            </w:r>
+          </w:p>
+        </w:tc>
+        <w:tc>
+          <w:tcPr>
+            <w:tcW w:w="3176" w:type="dxa"/>
+            <w:vAlign w:val="center"/>
+          </w:tcPr>
+          <w:p>
+            <w:pPr>
+              <w:shd w:val="clear" w:color="auto" w:fill="FFFFFF" w:themeFill="background1"/>
+              <w:spacing w:before="120" w:after="120" w:line="240" w:lineRule="auto"/>
+              <w:rPr>
+                <w:bCs/>
+                <w:iCs/>
+                <w:color w:val="000000" w:themeColor="text1"/>
+              </w:rPr>
+            </w:pPr>
+            <w:r>
+              <w:rPr>
+                <w:bCs/>
+                <w:iCs/>
+                <w:color w:val="000000" w:themeColor="text1"/>
+                <w:spacing w:val="-6"/>
+                <w:lang w:val="vi-VN"/>
+              </w:rPr>
+              <w:t>QTQL/ĐT&amp;HTQT/03/BM</w:t>
+            </w:r>
+            <w:r>
+              <w:rPr>
+                <w:bCs/>
+                <w:iCs/>
+                <w:color w:val="000000" w:themeColor="text1"/>
+                <w:spacing w:val="-6"/>
+              </w:rPr>
+              <w:t>31</w:t>
+            </w:r>
+          </w:p>
+        </w:tc>
+        <w:tc>
+          <w:tcPr>
+            <w:tcW w:w="851" w:type="dxa"/>
+          </w:tcPr>
+          <w:p>
+            <w:pPr>
+              <w:shd w:val="clear" w:color="auto" w:fill="FFFFFF" w:themeFill="background1"/>
+              <w:spacing w:before="120" w:after="120" w:line="240" w:lineRule="auto"/>
+              <w:jc w:val="center"/>
+              <w:rPr>
+                <w:b/>
+                <w:color w:val="000000" w:themeColor="text1"/>
+              </w:rPr>
+            </w:pPr>
+            <w:r>
+              <w:rPr>
+                <w:b/>
+                <w:color w:val="000000" w:themeColor="text1"/>
+              </w:rPr>
+              <w:t>[[Hs27co]]</w:t>
+            </w:r>
+          </w:p>
+        </w:tc>
+        <w:tc>
+          <w:tcPr>
+            <w:tcW w:w="992" w:type="dxa"/>
+          </w:tcPr>
+          <w:p>
+            <w:pPr>
+              <w:shd w:val="clear" w:color="auto" w:fill="FFFFFF" w:themeFill="background1"/>
+              <w:spacing w:before="120" w:after="120" w:line="240" w:lineRule="auto"/>
+              <w:jc w:val="center"/>
+              <w:rPr>
+                <w:b/>
+                <w:color w:val="000000" w:themeColor="text1"/>
+              </w:rPr>
+            </w:pPr>
+            <w:r>
+              <w:rPr>
+                <w:b/>
+                <w:color w:val="000000" w:themeColor="text1"/>
+              </w:rPr>
+              <w:t>[[Hs27khong]]</w:t>
+            </w:r>
+          </w:p>
+        </w:tc>
+      </w:tr>
+      <w:tr>
+        <w:tc>
+          <w:tcPr>
+            <w:tcW w:w="670" w:type="dxa"/>
+            <w:vAlign w:val="center"/>
+          </w:tcPr>
+          <w:p>
+            <w:pPr>
+              <w:numPr>
+                <w:ilvl w:val="0"/>
+                <w:numId w:val="1"/>
+              </w:numPr>
+              <w:shd w:val="clear" w:color="auto" w:fill="FFFFFF" w:themeFill="background1"/>
+              <w:spacing w:before="120" w:after="120" w:line="240" w:lineRule="auto"/>
+              <w:ind w:left="527" w:hanging="357"/>
+              <w:contextualSpacing/>
+              <w:jc w:val="center"/>
+              <w:rPr>
+                <w:color w:val="000000" w:themeColor="text1"/>
+              </w:rPr>
+            </w:pPr>
+          </w:p>
+        </w:tc>
+        <w:tc>
+          <w:tcPr>
+            <w:tcW w:w="4954" w:type="dxa"/>
+            <w:vAlign w:val="center"/>
+          </w:tcPr>
+          <w:p>
+            <w:pPr>
+              <w:shd w:val="clear" w:color="auto" w:fill="FFFFFF" w:themeFill="background1"/>
+              <w:spacing w:before="120" w:after="120" w:line="240" w:lineRule="auto"/>
+              <w:ind w:right="-45"/>
+              <w:rPr>
+                <w:color w:val="000000" w:themeColor="text1"/>
+                <w:lang w:val="vi-VN"/>
+              </w:rPr>
+            </w:pPr>
+            <w:r>
+              <w:rPr>
+                <w:color w:val="000000" w:themeColor="text1"/>
+                <w:sz w:val="26"/>
+                <w:szCs w:val="26"/>
+                <w:lang w:val="vi-VN"/>
+              </w:rPr>
+              <w:t>Quyết định về việc ban hành các chương trình/tài liệu</w:t>
+            </w:r>
+          </w:p>
+        </w:tc>
+        <w:tc>
+          <w:tcPr>
+            <w:tcW w:w="3176" w:type="dxa"/>
+            <w:vAlign w:val="center"/>
+          </w:tcPr>
+          <w:p>
+            <w:pPr>
+              <w:shd w:val="clear" w:color="auto" w:fill="FFFFFF" w:themeFill="background1"/>
+              <w:spacing w:before="120" w:after="120" w:line="240" w:lineRule="auto"/>
+              <w:rPr>
+                <w:bCs/>
+                <w:iCs/>
+                <w:color w:val="000000" w:themeColor="text1"/>
+              </w:rPr>
+            </w:pPr>
+            <w:r>
+              <w:rPr>
+                <w:bCs/>
+                <w:iCs/>
+                <w:color w:val="000000" w:themeColor="text1"/>
+                <w:spacing w:val="-6"/>
+                <w:lang w:val="vi-VN"/>
+              </w:rPr>
+              <w:t>QTQL/ĐT&amp;HTQT/03/BM</w:t>
+            </w:r>
+            <w:r>
+              <w:rPr>
+                <w:bCs/>
+                <w:iCs/>
+                <w:color w:val="000000" w:themeColor="text1"/>
+                <w:spacing w:val="-6"/>
+              </w:rPr>
+              <w:t>32</w:t>
+            </w:r>
+          </w:p>
+        </w:tc>
+        <w:tc>
+          <w:tcPr>
+            <w:tcW w:w="851" w:type="dxa"/>
+          </w:tcPr>
+          <w:p>
+            <w:pPr>
+              <w:shd w:val="clear" w:color="auto" w:fill="FFFFFF" w:themeFill="background1"/>
+              <w:spacing w:before="120" w:after="120" w:line="240" w:lineRule="auto"/>
+              <w:jc w:val="center"/>
+              <w:rPr>
+                <w:b/>
+                <w:color w:val="000000" w:themeColor="text1"/>
+              </w:rPr>
+            </w:pPr>
+            <w:r>
+              <w:rPr>
+                <w:b/>
+                <w:color w:val="000000" w:themeColor="text1"/>
+              </w:rPr>
+              <w:t>[[Hs28co]]</w:t>
+            </w:r>
+          </w:p>
+        </w:tc>
+        <w:tc>
+          <w:tcPr>
+            <w:tcW w:w="992" w:type="dxa"/>
+          </w:tcPr>
+          <w:p>
+            <w:pPr>
+              <w:shd w:val="clear" w:color="auto" w:fill="FFFFFF" w:themeFill="background1"/>
+              <w:spacing w:before="120" w:after="120" w:line="240" w:lineRule="auto"/>
+              <w:jc w:val="center"/>
+              <w:rPr>
+                <w:b/>
+                <w:color w:val="000000" w:themeColor="text1"/>
+              </w:rPr>
+            </w:pPr>
+            <w:r>
+              <w:rPr>
+                <w:b/>
+                <w:color w:val="000000" w:themeColor="text1"/>
+              </w:rPr>
+              <w:t>[[Hs28khong]]</w:t>
+            </w:r>
+          </w:p>
+        </w:tc>
+      </w:tr>
+      <w:tr>
+        <w:tc>
+          <w:tcPr>
+            <w:tcW w:w="670" w:type="dxa"/>
+            <w:vAlign w:val="center"/>
+          </w:tcPr>
+          <w:p>
+            <w:pPr>
+              <w:numPr>
+                <w:ilvl w:val="0"/>
+                <w:numId w:val="1"/>
+              </w:numPr>
+              <w:shd w:val="clear" w:color="auto" w:fill="FFFFFF" w:themeFill="background1"/>
+              <w:spacing w:before="120" w:after="120" w:line="240" w:lineRule="auto"/>
+              <w:ind w:left="527" w:hanging="357"/>
+              <w:contextualSpacing/>
+              <w:jc w:val="center"/>
+              <w:rPr>
+                <w:color w:val="000000" w:themeColor="text1"/>
+              </w:rPr>
+            </w:pPr>
+          </w:p>
+        </w:tc>
+        <w:tc>
+          <w:tcPr>
+            <w:tcW w:w="4954" w:type="dxa"/>
+            <w:vAlign w:val="center"/>
+          </w:tcPr>
+          <w:p>
+            <w:pPr>
+              <w:shd w:val="clear" w:color="auto" w:fill="FFFFFF" w:themeFill="background1"/>
+              <w:spacing w:before="120" w:after="120" w:line="240" w:lineRule="auto"/>
+              <w:ind w:right="-45"/>
+              <w:rPr>
+                <w:color w:val="000000" w:themeColor="text1"/>
+                <w:lang w:val="vi-VN"/>
+              </w:rPr>
+            </w:pPr>
+            <w:r>
+              <w:rPr>
+                <w:color w:val="000000" w:themeColor="text1"/>
+                <w:sz w:val="26"/>
+                <w:szCs w:val="26"/>
+                <w:lang w:val="vi-VN"/>
+              </w:rPr>
+              <w:t xml:space="preserve">Bảng điểm kiểm tra cuối khoá lý thuyết </w:t>
+            </w:r>
+          </w:p>
+        </w:tc>
+        <w:tc>
+          <w:tcPr>
+            <w:tcW w:w="3176" w:type="dxa"/>
+            <w:vAlign w:val="center"/>
+          </w:tcPr>
+          <w:p>
+            <w:pPr>
+              <w:shd w:val="clear" w:color="auto" w:fill="FFFFFF" w:themeFill="background1"/>
+              <w:spacing w:before="120" w:after="120" w:line="240" w:lineRule="auto"/>
+              <w:rPr>
+                <w:bCs/>
+                <w:iCs/>
+                <w:color w:val="000000" w:themeColor="text1"/>
+              </w:rPr>
+            </w:pPr>
+            <w:r>
+              <w:rPr>
+                <w:bCs/>
+                <w:iCs/>
+                <w:color w:val="000000" w:themeColor="text1"/>
+                <w:spacing w:val="-6"/>
+                <w:lang w:val="vi-VN"/>
+              </w:rPr>
+              <w:t>QTQL/ĐT&amp;HTQT/03/BM</w:t>
+            </w:r>
+            <w:r>
+              <w:rPr>
+                <w:bCs/>
+                <w:iCs/>
+                <w:color w:val="000000" w:themeColor="text1"/>
+                <w:spacing w:val="-6"/>
+              </w:rPr>
+              <w:t>33</w:t>
+            </w:r>
+          </w:p>
+        </w:tc>
+        <w:tc>
+          <w:tcPr>
+            <w:tcW w:w="851" w:type="dxa"/>
+          </w:tcPr>
+          <w:p>
+            <w:pPr>
+              <w:shd w:val="clear" w:color="auto" w:fill="FFFFFF" w:themeFill="background1"/>
+              <w:spacing w:before="120" w:after="120" w:line="240" w:lineRule="auto"/>
+              <w:jc w:val="center"/>
+              <w:rPr>
+                <w:b/>
+                <w:color w:val="000000" w:themeColor="text1"/>
+              </w:rPr>
+            </w:pPr>
+            <w:r>
+              <w:rPr>
+                <w:b/>
+                <w:color w:val="000000" w:themeColor="text1"/>
+              </w:rPr>
+              <w:t>[[Hs29co]]</w:t>
+            </w:r>
+          </w:p>
+        </w:tc>
+        <w:tc>
+          <w:tcPr>
+            <w:tcW w:w="992" w:type="dxa"/>
+          </w:tcPr>
+          <w:p>
+            <w:pPr>
+              <w:shd w:val="clear" w:color="auto" w:fill="FFFFFF" w:themeFill="background1"/>
+              <w:spacing w:before="120" w:after="120" w:line="240" w:lineRule="auto"/>
+              <w:jc w:val="center"/>
+              <w:rPr>
+                <w:b/>
+                <w:color w:val="000000" w:themeColor="text1"/>
+              </w:rPr>
+            </w:pPr>
+            <w:r>
+              <w:rPr>
+                <w:b/>
+                <w:color w:val="000000" w:themeColor="text1"/>
+              </w:rPr>
+              <w:t>[[Hs29khong]]</w:t>
+            </w:r>
+          </w:p>
+        </w:tc>
+      </w:tr>
+      <w:tr>
+        <w:tc>
+          <w:tcPr>
+            <w:tcW w:w="670" w:type="dxa"/>
+            <w:vAlign w:val="center"/>
+          </w:tcPr>
+          <w:p>
+            <w:pPr>
+              <w:numPr>
+                <w:ilvl w:val="0"/>
+                <w:numId w:val="1"/>
+              </w:numPr>
+              <w:shd w:val="clear" w:color="auto" w:fill="FFFFFF" w:themeFill="background1"/>
+              <w:spacing w:before="120" w:after="120" w:line="240" w:lineRule="auto"/>
+              <w:ind w:left="527" w:hanging="357"/>
+              <w:contextualSpacing/>
+              <w:jc w:val="center"/>
+              <w:rPr>
+                <w:color w:val="000000" w:themeColor="text1"/>
+              </w:rPr>
+            </w:pPr>
+          </w:p>
+        </w:tc>
+        <w:tc>
+          <w:tcPr>
+            <w:tcW w:w="4954" w:type="dxa"/>
+            <w:vAlign w:val="center"/>
+          </w:tcPr>
+          <w:p>
+            <w:pPr>
+              <w:shd w:val="clear" w:color="auto" w:fill="FFFFFF" w:themeFill="background1"/>
+              <w:spacing w:before="120" w:after="120" w:line="240" w:lineRule="auto"/>
+              <w:ind w:right="-45"/>
+              <w:rPr>
+                <w:color w:val="000000" w:themeColor="text1"/>
+                <w:lang w:val="vi-VN"/>
+              </w:rPr>
+            </w:pPr>
+            <w:r>
+              <w:rPr>
+                <w:color w:val="000000" w:themeColor="text1"/>
+                <w:sz w:val="26"/>
+                <w:szCs w:val="26"/>
+                <w:lang w:val="vi-VN"/>
+              </w:rPr>
+              <w:t xml:space="preserve">Phiếu chấm điểm hỏi thi tốt nghiệp lâm sàng </w:t>
+            </w:r>
+          </w:p>
+        </w:tc>
+        <w:tc>
+          <w:tcPr>
+            <w:tcW w:w="3176" w:type="dxa"/>
+            <w:vAlign w:val="center"/>
+          </w:tcPr>
+          <w:p>
+            <w:pPr>
+              <w:shd w:val="clear" w:color="auto" w:fill="FFFFFF" w:themeFill="background1"/>
+              <w:spacing w:before="120" w:after="120" w:line="240" w:lineRule="auto"/>
+              <w:rPr>
+                <w:bCs/>
+                <w:iCs/>
+                <w:color w:val="000000" w:themeColor="text1"/>
+              </w:rPr>
+            </w:pPr>
+            <w:r>
+              <w:rPr>
+                <w:bCs/>
+                <w:iCs/>
+                <w:color w:val="000000" w:themeColor="text1"/>
+                <w:spacing w:val="-6"/>
+                <w:lang w:val="vi-VN"/>
+              </w:rPr>
+              <w:t>QTQL/ĐT&amp;HTQT/03/BM</w:t>
+            </w:r>
+            <w:r>
+              <w:rPr>
+                <w:bCs/>
+                <w:iCs/>
+                <w:color w:val="000000" w:themeColor="text1"/>
+                <w:spacing w:val="-6"/>
+              </w:rPr>
+              <w:t>34</w:t>
+            </w:r>
+          </w:p>
+        </w:tc>
+        <w:tc>
+          <w:tcPr>
+            <w:tcW w:w="851" w:type="dxa"/>
+          </w:tcPr>
+          <w:p>
+            <w:pPr>
+              <w:shd w:val="clear" w:color="auto" w:fill="FFFFFF" w:themeFill="background1"/>
+              <w:spacing w:before="120" w:after="120" w:line="240" w:lineRule="auto"/>
+              <w:jc w:val="center"/>
+              <w:rPr>
+                <w:b/>
+                <w:color w:val="000000" w:themeColor="text1"/>
+              </w:rPr>
+            </w:pPr>
+            <w:r>
+              <w:rPr>
+                <w:b/>
+                <w:color w:val="000000" w:themeColor="text1"/>
+              </w:rPr>
+              <w:t>[[Hs30co]]</w:t>
+            </w:r>
+          </w:p>
+        </w:tc>
+        <w:tc>
+          <w:tcPr>
+            <w:tcW w:w="992" w:type="dxa"/>
+          </w:tcPr>
+          <w:p>
+            <w:pPr>
+              <w:shd w:val="clear" w:color="auto" w:fill="FFFFFF" w:themeFill="background1"/>
+              <w:spacing w:before="120" w:after="120" w:line="240" w:lineRule="auto"/>
+              <w:jc w:val="center"/>
+              <w:rPr>
+                <w:b/>
+                <w:color w:val="000000" w:themeColor="text1"/>
+              </w:rPr>
+            </w:pPr>
+            <w:r>
+              <w:rPr>
+                <w:b/>
+                <w:color w:val="000000" w:themeColor="text1"/>
+              </w:rPr>
+              <w:t>[[Hs30khong]]</w:t>
+            </w:r>
+          </w:p>
+        </w:tc>
+      </w:tr>
+    </w:tbl>
     <w:p/>
     <w:sectPr>
       <w:pgSz w:w="11907" w:h="16840" w:code="9"/>
@@ -13,8 +4238,105 @@
 </w:document>
 </file>
 
+<file path=word/numbering.xml><?xml version="1.0" encoding="utf-8"?>
+<w:numbering xmlns:wpc="http://schemas.microsoft.com/office/word/2010/wordprocessingCanvas" xmlns:cx="http://schemas.microsoft.com/office/drawing/2014/chartex" xmlns:cx1="http://schemas.microsoft.com/office/drawing/2015/9/8/chartex" xmlns:cx2="http://schemas.microsoft.com/office/drawing/2015/10/21/chartex" xmlns:cx3="http://schemas.microsoft.com/office/drawing/2016/5/9/chartex" xmlns:cx4="http://schemas.microsoft.com/office/drawing/2016/5/10/chartex" xmlns:cx5="http://schemas.microsoft.com/office/drawing/2016/5/11/chartex" xmlns:cx6="http://schemas.microsoft.com/office/drawing/2016/5/12/chartex" xmlns:cx7="http://schemas.microsoft.com/office/drawing/2016/5/13/chartex" xmlns:cx8="http://schemas.microsoft.com/office/drawing/2016/5/14/chartex" xmlns:mc="http://schemas.openxmlformats.org/markup-compatibility/2006" xmlns:aink="http://schemas.microsoft.com/office/drawing/2016/ink" xmlns:am3d="http://schemas.microsoft.com/office/drawing/2017/model3d" xmlns:o="urn:schemas-microsoft-com:office:office" xmlns:oel="http://schemas.microsoft.com/office/2019/extlst" xmlns:r="http://schemas.openxmlformats.org/officeDocument/2006/relationships" xmlns:m="http://schemas.openxmlformats.org/officeDocument/2006/math" xmlns:v="urn:schemas-microsoft-com:vml" xmlns:wp14="http://schemas.microsoft.com/office/word/2010/wordprocessingDrawing" xmlns:wp="http://schemas.openxmlformats.org/drawingml/2006/wordprocessingDrawing" xmlns:w10="urn:schemas-microsoft-com:office:word" xmlns:w="http://schemas.openxmlformats.org/wordprocessingml/2006/main" xmlns:w14="http://schemas.microsoft.com/office/word/2010/wordml" xmlns:w15="http://schemas.microsoft.com/office/word/2012/wordml" xmlns:w16cex="http://schemas.microsoft.com/office/word/2018/wordml/cex" xmlns:w16cid="http://schemas.microsoft.com/office/word/2016/wordml/cid" xmlns:w16="http://schemas.microsoft.com/office/word/2018/wordml" xmlns:w16du="http://schemas.microsoft.com/office/word/2023/wordml/word16du" xmlns:w16sdtdh="http://schemas.microsoft.com/office/word/2020/wordml/sdtdatahash" xmlns:w16sdtfl="http://schemas.microsoft.com/office/word/2024/wordml/sdtformatlock" xmlns:w16se="http://schemas.microsoft.com/office/word/2015/wordml/symex" xmlns:wpg="http://schemas.microsoft.com/office/word/2010/wordprocessingGroup" xmlns:wpi="http://schemas.microsoft.com/office/word/2010/wordprocessingInk" xmlns:wne="http://schemas.microsoft.com/office/word/2006/wordml" xmlns:wps="http://schemas.microsoft.com/office/word/2010/wordprocessingShape" mc:Ignorable="w14 w15 w16se w16cid w16 w16cex w16sdtdh w16sdtfl w16du wp14">
+  <w:abstractNum w:abstractNumId="0" w15:restartNumberingAfterBreak="0">
+    <w:nsid w:val="3F974984"/>
+    <w:multiLevelType w:val="hybridMultilevel"/>
+    <w:tmpl w:val="0298CAAC"/>
+    <w:lvl w:ilvl="0" w:tplc="61D82C00">
+      <w:start w:val="1"/>
+      <w:numFmt w:val="decimal"/>
+      <w:lvlText w:val="%1"/>
+      <w:lvlJc w:val="left"/>
+      <w:pPr>
+        <w:ind w:left="720" w:hanging="360"/>
+      </w:pPr>
+      <w:rPr>
+        <w:rFonts w:hint="default"/>
+      </w:rPr>
+    </w:lvl>
+    <w:lvl w:ilvl="1" w:tplc="04090019" w:tentative="1">
+      <w:start w:val="1"/>
+      <w:numFmt w:val="lowerLetter"/>
+      <w:lvlText w:val="%2."/>
+      <w:lvlJc w:val="left"/>
+      <w:pPr>
+        <w:ind w:left="1440" w:hanging="360"/>
+      </w:pPr>
+    </w:lvl>
+    <w:lvl w:ilvl="2" w:tplc="0409001B" w:tentative="1">
+      <w:start w:val="1"/>
+      <w:numFmt w:val="lowerRoman"/>
+      <w:lvlText w:val="%3."/>
+      <w:lvlJc w:val="right"/>
+      <w:pPr>
+        <w:ind w:left="2160" w:hanging="180"/>
+      </w:pPr>
+    </w:lvl>
+    <w:lvl w:ilvl="3" w:tplc="0409000F" w:tentative="1">
+      <w:start w:val="1"/>
+      <w:numFmt w:val="decimal"/>
+      <w:lvlText w:val="%4."/>
+      <w:lvlJc w:val="left"/>
+      <w:pPr>
+        <w:ind w:left="2880" w:hanging="360"/>
+      </w:pPr>
+    </w:lvl>
+    <w:lvl w:ilvl="4" w:tplc="04090019" w:tentative="1">
+      <w:start w:val="1"/>
+      <w:numFmt w:val="lowerLetter"/>
+      <w:lvlText w:val="%5."/>
+      <w:lvlJc w:val="left"/>
+      <w:pPr>
+        <w:ind w:left="3600" w:hanging="360"/>
+      </w:pPr>
+    </w:lvl>
+    <w:lvl w:ilvl="5" w:tplc="0409001B" w:tentative="1">
+      <w:start w:val="1"/>
+      <w:numFmt w:val="lowerRoman"/>
+      <w:lvlText w:val="%6."/>
+      <w:lvlJc w:val="right"/>
+      <w:pPr>
+        <w:ind w:left="4320" w:hanging="180"/>
+      </w:pPr>
+    </w:lvl>
+    <w:lvl w:ilvl="6" w:tplc="0409000F" w:tentative="1">
+      <w:start w:val="1"/>
+      <w:numFmt w:val="decimal"/>
+      <w:lvlText w:val="%7."/>
+      <w:lvlJc w:val="left"/>
+      <w:pPr>
+        <w:ind w:left="5040" w:hanging="360"/>
+      </w:pPr>
+    </w:lvl>
+    <w:lvl w:ilvl="7" w:tplc="04090019" w:tentative="1">
+      <w:start w:val="1"/>
+      <w:numFmt w:val="lowerLetter"/>
+      <w:lvlText w:val="%8."/>
+      <w:lvlJc w:val="left"/>
+      <w:pPr>
+        <w:ind w:left="5760" w:hanging="360"/>
+      </w:pPr>
+    </w:lvl>
+    <w:lvl w:ilvl="8" w:tplc="0409001B" w:tentative="1">
+      <w:start w:val="1"/>
+      <w:numFmt w:val="lowerRoman"/>
+      <w:lvlText w:val="%9."/>
+      <w:lvlJc w:val="right"/>
+      <w:pPr>
+        <w:ind w:left="6480" w:hanging="180"/>
+      </w:pPr>
+    </w:lvl>
+  </w:abstractNum>
+  <w:num w:numId="1" w16cid:durableId="1419398646">
+    <w:abstractNumId w:val="0"/>
+  </w:num>
+</w:numbering>
+</file>
+
 <file path=word/styles.xml><?xml version="1.0" encoding="utf-8"?>
-<w:styles xmlns:mc="http://schemas.openxmlformats.org/markup-compatibility/2006" xmlns:r="http://schemas.openxmlformats.org/officeDocument/2006/relationships" xmlns:w="http://schemas.openxmlformats.org/wordprocessingml/2006/main" xmlns:w14="http://schemas.microsoft.com/office/word/2010/wordml" xmlns:w15="http://schemas.microsoft.com/office/word/2012/wordml" xmlns:w16cex="http://schemas.microsoft.com/office/word/2018/wordml/cex" xmlns:w16cid="http://schemas.microsoft.com/office/word/2016/wordml/cid" xmlns:w16="http://schemas.microsoft.com/office/word/2018/wordml" xmlns:w16sdtdh="http://schemas.microsoft.com/office/word/2020/wordml/sdtdatahash" xmlns:w16se="http://schemas.microsoft.com/office/word/2015/wordml/symex" mc:Ignorable="w14 w15 w16se w16cid w16 w16cex w16sdtdh">
+<w:styles xmlns:mc="http://schemas.openxmlformats.org/markup-compatibility/2006" xmlns:r="http://schemas.openxmlformats.org/officeDocument/2006/relationships" xmlns:w="http://schemas.openxmlformats.org/wordprocessingml/2006/main" xmlns:w14="http://schemas.microsoft.com/office/word/2010/wordml" xmlns:w15="http://schemas.microsoft.com/office/word/2012/wordml" xmlns:w16cex="http://schemas.microsoft.com/office/word/2018/wordml/cex" xmlns:w16cid="http://schemas.microsoft.com/office/word/2016/wordml/cid" xmlns:w16="http://schemas.microsoft.com/office/word/2018/wordml" xmlns:w16du="http://schemas.microsoft.com/office/word/2023/wordml/word16du" xmlns:w16sdtdh="http://schemas.microsoft.com/office/word/2020/wordml/sdtdatahash" xmlns:w16sdtfl="http://schemas.microsoft.com/office/word/2024/wordml/sdtformatlock" xmlns:w16se="http://schemas.microsoft.com/office/word/2015/wordml/symex" mc:Ignorable="w14 w15 w16se w16cid w16 w16cex w16sdtdh w16sdtfl w16du">
   <w:docDefaults>
     <w:rPrDefault>
       <w:rPr>
@@ -860,7 +5182,9 @@
   </w:style>
   <w:style w:type="paragraph" w:styleId="ListParagraph">
     <w:name w:val="List Paragraph"/>
+    <w:aliases w:val="bullet 1,bullet,List Paragraph11,List Paragraph2,Pictures"/>
     <w:basedOn w:val="Normal"/>
+    <w:link w:val="ListParagraphChar"/>
     <w:uiPriority w:val="34"/>
     <w:qFormat/>
     <w:rsid w:val="00C60E8A"/>
@@ -929,6 +5253,14 @@
       <w:color w:val="0F4761" w:themeColor="accent1" w:themeShade="BF"/>
       <w:spacing w:val="5"/>
     </w:rPr>
+  </w:style>
+  <w:style w:type="character" w:customStyle="1" w:styleId="ListParagraphChar">
+    <w:name w:val="List Paragraph Char"/>
+    <w:aliases w:val="bullet 1 Char,bullet Char,List Paragraph11 Char,List Paragraph2 Char,Pictures Char"/>
+    <w:basedOn w:val="DefaultParagraphFont"/>
+    <w:link w:val="ListParagraph"/>
+    <w:uiPriority w:val="34"/>
+    <w:rsid w:val="008B3920"/>
   </w:style>
 </w:styles>
 </file>

--- a/QTQLĐT&HTQT03/QTQLĐT&HTQT03BK03.docx
+++ b/QTQLĐT&HTQT03/QTQLĐT&HTQT03BK03.docx
@@ -111,10 +111,10 @@
       </w:tblPr>
       <w:tblGrid>
         <w:gridCol w:w="670"/>
-        <w:gridCol w:w="3883"/>
-        <w:gridCol w:w="3110"/>
-        <w:gridCol w:w="1283"/>
-        <w:gridCol w:w="1697"/>
+        <w:gridCol w:w="4448"/>
+        <w:gridCol w:w="3145"/>
+        <w:gridCol w:w="1190"/>
+        <w:gridCol w:w="1190"/>
       </w:tblGrid>
       <w:tr>
         <w:trPr>
@@ -339,7 +339,7 @@
                 <w:b/>
                 <w:color w:val="000000" w:themeColor="text1"/>
               </w:rPr>
-              <w:t>[[Hs01co]]</w:t>
+              <w:t>[[KH1]]</w:t>
             </w:r>
           </w:p>
         </w:tc>
@@ -362,7 +362,7 @@
                 <w:b/>
                 <w:color w:val="000000" w:themeColor="text1"/>
               </w:rPr>
-              <w:t>[[Hs01khong]]</w:t>
+              <w:t>[[KH2]]</w:t>
             </w:r>
           </w:p>
         </w:tc>
@@ -466,7 +466,7 @@
                 <w:b/>
                 <w:color w:val="000000" w:themeColor="text1"/>
               </w:rPr>
-              <w:t>[[Hs02co]]</w:t>
+              <w:t>[[LH1]]</w:t>
             </w:r>
           </w:p>
         </w:tc>
@@ -489,7 +489,7 @@
                 <w:b/>
                 <w:color w:val="000000" w:themeColor="text1"/>
               </w:rPr>
-              <w:t>[[Hs02khong]]</w:t>
+              <w:t>[[LH2]]</w:t>
             </w:r>
           </w:p>
         </w:tc>
@@ -593,7 +593,7 @@
                 <w:b/>
                 <w:color w:val="000000" w:themeColor="text1"/>
               </w:rPr>
-              <w:t>[[Hs03co]]</w:t>
+              <w:t>[[QD1]]</w:t>
             </w:r>
           </w:p>
         </w:tc>
@@ -616,7 +616,7 @@
                 <w:b/>
                 <w:color w:val="000000" w:themeColor="text1"/>
               </w:rPr>
-              <w:t>[[Hs03khong]]</w:t>
+              <w:t>[[QD2]]</w:t>
             </w:r>
           </w:p>
         </w:tc>
@@ -720,7 +720,7 @@
                 <w:b/>
                 <w:color w:val="000000" w:themeColor="text1"/>
               </w:rPr>
-              <w:t>[[Hs04co]]</w:t>
+              <w:t>[[TS1]]</w:t>
             </w:r>
           </w:p>
         </w:tc>
@@ -743,7 +743,7 @@
                 <w:b/>
                 <w:color w:val="000000" w:themeColor="text1"/>
               </w:rPr>
-              <w:t>[[Hs04khong]]</w:t>
+              <w:t>[[TS2]]</w:t>
             </w:r>
           </w:p>
         </w:tc>
@@ -847,7 +847,7 @@
                 <w:b/>
                 <w:color w:val="000000" w:themeColor="text1"/>
               </w:rPr>
-              <w:t>[[Hs05co]]</w:t>
+              <w:t>[[DK1]]</w:t>
             </w:r>
           </w:p>
         </w:tc>
@@ -870,7 +870,7 @@
                 <w:b/>
                 <w:color w:val="000000" w:themeColor="text1"/>
               </w:rPr>
-              <w:t>[[Hs05khong]]</w:t>
+              <w:t>[[DK2]]</w:t>
             </w:r>
           </w:p>
         </w:tc>
@@ -984,7 +984,7 @@
                 <w:b/>
                 <w:color w:val="000000" w:themeColor="text1"/>
               </w:rPr>
-              <w:t>[[Hs06co]]</w:t>
+              <w:t>[[KC1]]</w:t>
             </w:r>
           </w:p>
         </w:tc>
@@ -1007,7 +1007,7 @@
                 <w:b/>
                 <w:color w:val="000000" w:themeColor="text1"/>
               </w:rPr>
-              <w:t>[[Hs06khong]]</w:t>
+              <w:t>[[KC2]]</w:t>
             </w:r>
           </w:p>
         </w:tc>
@@ -1110,7 +1110,7 @@
                 <w:b/>
                 <w:color w:val="000000" w:themeColor="text1"/>
               </w:rPr>
-              <w:t>[[Hs07co]]</w:t>
+              <w:t>[[DS1]]</w:t>
             </w:r>
           </w:p>
         </w:tc>
@@ -1133,7 +1133,7 @@
                 <w:b/>
                 <w:color w:val="000000" w:themeColor="text1"/>
               </w:rPr>
-              <w:t>[[Hs07khong]]</w:t>
+              <w:t>[[DS2]]</w:t>
             </w:r>
           </w:p>
         </w:tc>
@@ -1237,7 +1237,7 @@
                 <w:b/>
                 <w:color w:val="000000" w:themeColor="text1"/>
               </w:rPr>
-              <w:t>[[Hs08co]]</w:t>
+              <w:t>[[PC1]]</w:t>
             </w:r>
           </w:p>
         </w:tc>
@@ -1260,7 +1260,7 @@
                 <w:b/>
                 <w:color w:val="000000" w:themeColor="text1"/>
               </w:rPr>
-              <w:t>[[Hs08khong]]</w:t>
+              <w:t>[[PC2]]</w:t>
             </w:r>
           </w:p>
         </w:tc>
@@ -1364,7 +1364,7 @@
                 <w:b/>
                 <w:color w:val="000000" w:themeColor="text1"/>
               </w:rPr>
-              <w:t>[[Hs09co]]</w:t>
+              <w:t>[[MG1]]</w:t>
             </w:r>
           </w:p>
         </w:tc>
@@ -1387,7 +1387,7 @@
                 <w:b/>
                 <w:color w:val="000000" w:themeColor="text1"/>
               </w:rPr>
-              <w:t>[[Hs09khong]]</w:t>
+              <w:t>[[MG2]]</w:t>
             </w:r>
           </w:p>
         </w:tc>
@@ -1492,7 +1492,7 @@
                 <w:b/>
                 <w:color w:val="000000" w:themeColor="text1"/>
               </w:rPr>
-              <w:t>[[Hs10co]]</w:t>
+              <w:t>[[LT1]]</w:t>
             </w:r>
           </w:p>
         </w:tc>
@@ -1515,7 +1515,7 @@
                 <w:b/>
                 <w:color w:val="000000" w:themeColor="text1"/>
               </w:rPr>
-              <w:t>[[Hs10khong]]</w:t>
+              <w:t>[[LT2]]</w:t>
             </w:r>
           </w:p>
         </w:tc>
@@ -1618,7 +1618,7 @@
                 <w:b/>
                 <w:color w:val="000000" w:themeColor="text1"/>
               </w:rPr>
-              <w:t>[[Hs11co]]</w:t>
+              <w:t>[[DT1]]</w:t>
             </w:r>
           </w:p>
         </w:tc>
@@ -1641,7 +1641,7 @@
                 <w:b/>
                 <w:color w:val="000000" w:themeColor="text1"/>
               </w:rPr>
-              <w:t>[[Hs11khong]]</w:t>
+              <w:t>[[DT2]]</w:t>
             </w:r>
           </w:p>
         </w:tc>
@@ -1754,7 +1754,7 @@
                 <w:b/>
                 <w:color w:val="000000" w:themeColor="text1"/>
               </w:rPr>
-              <w:t>[[Hs12co]]</w:t>
+              <w:t>[[NP1]]</w:t>
             </w:r>
           </w:p>
         </w:tc>
@@ -1777,7 +1777,7 @@
                 <w:b/>
                 <w:color w:val="000000" w:themeColor="text1"/>
               </w:rPr>
-              <w:t>[[Hs12khong]]</w:t>
+              <w:t>[[NP2]]</w:t>
             </w:r>
           </w:p>
         </w:tc>
@@ -1890,7 +1890,7 @@
                 <w:b/>
                 <w:color w:val="000000" w:themeColor="text1"/>
               </w:rPr>
-              <w:t>[[Hs13co]]</w:t>
+              <w:t>[[GH1]]</w:t>
             </w:r>
           </w:p>
         </w:tc>
@@ -1913,7 +1913,7 @@
                 <w:b/>
                 <w:color w:val="000000" w:themeColor="text1"/>
               </w:rPr>
-              <w:t>[[Hs13khong]]</w:t>
+              <w:t>[[GH2]]</w:t>
             </w:r>
           </w:p>
         </w:tc>
@@ -2026,7 +2026,7 @@
                 <w:b/>
                 <w:color w:val="000000" w:themeColor="text1"/>
               </w:rPr>
-              <w:t>[[Hs14co]]</w:t>
+              <w:t>[[HH1]]</w:t>
             </w:r>
           </w:p>
         </w:tc>
@@ -2049,7 +2049,7 @@
                 <w:b/>
                 <w:color w:val="000000" w:themeColor="text1"/>
               </w:rPr>
-              <w:t>[[Hs14khong]]</w:t>
+              <w:t>[[HH2]]</w:t>
             </w:r>
           </w:p>
         </w:tc>
@@ -2162,7 +2162,7 @@
                 <w:b/>
                 <w:color w:val="000000" w:themeColor="text1"/>
               </w:rPr>
-              <w:t>[[Hs15co]]</w:t>
+              <w:t>[[QT1]]</w:t>
             </w:r>
           </w:p>
         </w:tc>
@@ -2185,7 +2185,7 @@
                 <w:b/>
                 <w:color w:val="000000" w:themeColor="text1"/>
               </w:rPr>
-              <w:t>[[Hs15khong]]</w:t>
+              <w:t>[[QT2]]</w:t>
             </w:r>
           </w:p>
         </w:tc>
@@ -2298,7 +2298,7 @@
                 <w:b/>
                 <w:color w:val="000000" w:themeColor="text1"/>
               </w:rPr>
-              <w:t>[[Hs16co]]</w:t>
+              <w:t>[[DD1]]</w:t>
             </w:r>
           </w:p>
         </w:tc>
@@ -2321,7 +2321,7 @@
                 <w:b/>
                 <w:color w:val="000000" w:themeColor="text1"/>
               </w:rPr>
-              <w:t>[[Hs16khong]]</w:t>
+              <w:t>[[DD2]]</w:t>
             </w:r>
           </w:p>
         </w:tc>
@@ -2434,7 +2434,7 @@
                 <w:b/>
                 <w:color w:val="000000" w:themeColor="text1"/>
               </w:rPr>
-              <w:t>[[Hs17co]]</w:t>
+              <w:t>[[ST1]]</w:t>
             </w:r>
           </w:p>
         </w:tc>
@@ -2457,7 +2457,7 @@
                 <w:b/>
                 <w:color w:val="000000" w:themeColor="text1"/>
               </w:rPr>
-              <w:t>[[Hs17khong]]</w:t>
+              <w:t>[[ST2]]</w:t>
             </w:r>
           </w:p>
         </w:tc>
@@ -2570,7 +2570,7 @@
                 <w:b/>
                 <w:color w:val="000000" w:themeColor="text1"/>
               </w:rPr>
-              <w:t>[[Hs18co]]</w:t>
+              <w:t>[[GT1]]</w:t>
             </w:r>
           </w:p>
         </w:tc>
@@ -2593,7 +2593,7 @@
                 <w:b/>
                 <w:color w:val="000000" w:themeColor="text1"/>
               </w:rPr>
-              <w:t>[[Hs18khong]]</w:t>
+              <w:t>[[GT2]]</w:t>
             </w:r>
           </w:p>
         </w:tc>
@@ -2702,7 +2702,7 @@
                 <w:b/>
                 <w:color w:val="000000" w:themeColor="text1"/>
               </w:rPr>
-              <w:t>[[Hs19co]]</w:t>
+              <w:t>[[BC1]]</w:t>
             </w:r>
           </w:p>
         </w:tc>
@@ -2725,7 +2725,7 @@
                 <w:b/>
                 <w:color w:val="000000" w:themeColor="text1"/>
               </w:rPr>
-              <w:t>[[Hs19khong]]</w:t>
+              <w:t>[[BC2]]</w:t>
             </w:r>
           </w:p>
         </w:tc>
@@ -2834,7 +2834,7 @@
                 <w:b/>
                 <w:color w:val="000000" w:themeColor="text1"/>
               </w:rPr>
-              <w:t>[[Hs20co]]</w:t>
+              <w:t>[[BL1]]</w:t>
             </w:r>
           </w:p>
         </w:tc>
@@ -2857,7 +2857,7 @@
                 <w:b/>
                 <w:color w:val="000000" w:themeColor="text1"/>
               </w:rPr>
-              <w:t>[[Hs20khong]]</w:t>
+              <w:t>[[BL2]]</w:t>
             </w:r>
           </w:p>
         </w:tc>
@@ -2966,7 +2966,7 @@
                 <w:b/>
                 <w:color w:val="000000" w:themeColor="text1"/>
               </w:rPr>
-              <w:t>[[Hs21co]]</w:t>
+              <w:t>[[TH1]]</w:t>
             </w:r>
           </w:p>
         </w:tc>
@@ -2989,7 +2989,7 @@
                 <w:b/>
                 <w:color w:val="000000" w:themeColor="text1"/>
               </w:rPr>
-              <w:t>[[Hs21khong]]</w:t>
+              <w:t>[[TH2]]</w:t>
             </w:r>
           </w:p>
         </w:tc>
@@ -3098,7 +3098,7 @@
                 <w:b/>
                 <w:color w:val="000000" w:themeColor="text1"/>
               </w:rPr>
-              <w:t>[[Hs22co]]</w:t>
+              <w:t>[[NK1]]</w:t>
             </w:r>
           </w:p>
         </w:tc>
@@ -3121,7 +3121,7 @@
                 <w:b/>
                 <w:color w:val="000000" w:themeColor="text1"/>
               </w:rPr>
-              <w:t>[[Hs22khong]]</w:t>
+              <w:t>[[NK2]]</w:t>
             </w:r>
           </w:p>
         </w:tc>
@@ -3261,7 +3261,7 @@
                 <w:b/>
                 <w:color w:val="000000" w:themeColor="text1"/>
               </w:rPr>
-              <w:t>[[Hs23co]]</w:t>
+              <w:t>[[NG1]]</w:t>
             </w:r>
           </w:p>
         </w:tc>
@@ -3284,7 +3284,7 @@
                 <w:b/>
                 <w:color w:val="000000" w:themeColor="text1"/>
               </w:rPr>
-              <w:t>[[Hs23khong]]</w:t>
+              <w:t>[[NG2]]</w:t>
             </w:r>
           </w:p>
         </w:tc>
@@ -3393,7 +3393,7 @@
                 <w:b/>
                 <w:color w:val="000000" w:themeColor="text1"/>
               </w:rPr>
-              <w:t>[[Hs24co]]</w:t>
+              <w:t>[[KT1]]</w:t>
             </w:r>
           </w:p>
         </w:tc>
@@ -3416,7 +3416,7 @@
                 <w:b/>
                 <w:color w:val="000000" w:themeColor="text1"/>
               </w:rPr>
-              <w:t>[[Hs24khong]]</w:t>
+              <w:t>[[KT2]]</w:t>
             </w:r>
           </w:p>
         </w:tc>
@@ -3525,7 +3525,7 @@
                 <w:b/>
                 <w:color w:val="000000" w:themeColor="text1"/>
               </w:rPr>
-              <w:t>[[Hs25co]]</w:t>
+              <w:t>[[CC1]]</w:t>
             </w:r>
           </w:p>
         </w:tc>
@@ -3548,7 +3548,7 @@
                 <w:b/>
                 <w:color w:val="000000" w:themeColor="text1"/>
               </w:rPr>
-              <w:t>[[Hs25khong]]</w:t>
+              <w:t>[[CC2]]</w:t>
             </w:r>
           </w:p>
         </w:tc>
@@ -3659,7 +3659,7 @@
                 <w:b/>
                 <w:color w:val="000000" w:themeColor="text1"/>
               </w:rPr>
-              <w:t>[[Hs26co]]</w:t>
+              <w:t>[[KTG1]]</w:t>
             </w:r>
           </w:p>
         </w:tc>
@@ -3682,7 +3682,7 @@
                 <w:b/>
                 <w:color w:val="000000" w:themeColor="text1"/>
               </w:rPr>
-              <w:t>[[Hs26khong]]</w:t>
+              <w:t>[[KTG2]]</w:t>
             </w:r>
           </w:p>
         </w:tc>
@@ -3802,7 +3802,7 @@
                 <w:b/>
                 <w:color w:val="000000" w:themeColor="text1"/>
               </w:rPr>
-              <w:t>[[Hs27co]]</w:t>
+              <w:t>[[BB1]]</w:t>
             </w:r>
           </w:p>
         </w:tc>
@@ -3825,7 +3825,7 @@
                 <w:b/>
                 <w:color w:val="000000" w:themeColor="text1"/>
               </w:rPr>
-              <w:t>[[Hs27khong]]</w:t>
+              <w:t>[[BB2]]</w:t>
             </w:r>
           </w:p>
         </w:tc>
@@ -3934,7 +3934,7 @@
                 <w:b/>
                 <w:color w:val="000000" w:themeColor="text1"/>
               </w:rPr>
-              <w:t>[[Hs28co]]</w:t>
+              <w:t>[[BH1]]</w:t>
             </w:r>
           </w:p>
         </w:tc>
@@ -3957,7 +3957,7 @@
                 <w:b/>
                 <w:color w:val="000000" w:themeColor="text1"/>
               </w:rPr>
-              <w:t>[[Hs28khong]]</w:t>
+              <w:t>[[BH2]]</w:t>
             </w:r>
           </w:p>
         </w:tc>
@@ -4066,7 +4066,7 @@
                 <w:b/>
                 <w:color w:val="000000" w:themeColor="text1"/>
               </w:rPr>
-              <w:t>[[Hs29co]]</w:t>
+              <w:t>[[DL1]]</w:t>
             </w:r>
           </w:p>
         </w:tc>
@@ -4089,7 +4089,7 @@
                 <w:b/>
                 <w:color w:val="000000" w:themeColor="text1"/>
               </w:rPr>
-              <w:t>[[Hs29khong]]</w:t>
+              <w:t>[[DL2]]</w:t>
             </w:r>
           </w:p>
         </w:tc>
@@ -4198,7 +4198,7 @@
                 <w:b/>
                 <w:color w:val="000000" w:themeColor="text1"/>
               </w:rPr>
-              <w:t>[[Hs30co]]</w:t>
+              <w:t>[[LS1]]</w:t>
             </w:r>
           </w:p>
         </w:tc>
@@ -4221,7 +4221,7 @@
                 <w:b/>
                 <w:color w:val="000000" w:themeColor="text1"/>
               </w:rPr>
-              <w:t>[[Hs30khong]]</w:t>
+              <w:t>[[LS2]]</w:t>
             </w:r>
           </w:p>
         </w:tc>
